--- a/Ausgabe/Klasse_9/01_Informationen_und_Daten/05_Dateien/Vorlagen.docx
+++ b/Ausgabe/Klasse_9/01_Informationen_und_Daten/05_Dateien/Vorlagen.docx
@@ -28,7 +28,7 @@
         </w:p>
       </w:sdtContent>
     </w:sdt>
-    <w:bookmarkStart w:id="14" w:name="dateien"/>
+    <w:bookmarkStart w:id="25" w:name="dateien"/>
     <w:p>
       <w:pPr>
         <w:pStyle w:val="Heading1"/>
@@ -49,8 +49,8 @@
       </w:r>
       <w:r>
         <w:rPr>
+          <w:bCs/>
           <w:b/>
-          <w:bCs/>
         </w:rPr>
         <w:t xml:space="preserve">Informationen und Daten</w:t>
       </w:r>
@@ -61,7 +61,7 @@
         <w:t xml:space="preserve">für die Klassenstufe 9.</w:t>
       </w:r>
     </w:p>
-    <w:bookmarkStart w:id="9" w:name="inhalt"/>
+    <w:bookmarkStart w:id="20" w:name="inhalt"/>
     <w:p>
       <w:pPr>
         <w:pStyle w:val="Heading2"/>
@@ -80,27 +80,27 @@
     </w:p>
     <w:p>
       <w:pPr>
-        <w:pStyle w:val="Compact"/>
         <w:numPr>
           <w:ilvl w:val="0"/>
           <w:numId w:val="1001"/>
         </w:numPr>
+        <w:pStyle w:val="Compact"/>
       </w:pPr>
       <w:r>
         <w:rPr>
+          <w:bCs/>
           <w:b/>
-          <w:bCs/>
         </w:rPr>
         <w:t xml:space="preserve">CSV-Datensätze</w:t>
       </w:r>
     </w:p>
     <w:p>
       <w:pPr>
-        <w:pStyle w:val="Compact"/>
         <w:numPr>
           <w:ilvl w:val="1"/>
           <w:numId w:val="1002"/>
         </w:numPr>
+        <w:pStyle w:val="Compact"/>
       </w:pPr>
       <w:r>
         <w:t xml:space="preserve">Bestellungen, Lager, Mensa, Bibliothek, Sensordaten, Netzwerkprotokolle und weitere Auswertungsdaten</w:t>
@@ -108,27 +108,27 @@
     </w:p>
     <w:p>
       <w:pPr>
-        <w:pStyle w:val="Compact"/>
         <w:numPr>
           <w:ilvl w:val="0"/>
           <w:numId w:val="1001"/>
         </w:numPr>
+        <w:pStyle w:val="Compact"/>
       </w:pPr>
       <w:r>
         <w:rPr>
+          <w:bCs/>
           <w:b/>
-          <w:bCs/>
         </w:rPr>
         <w:t xml:space="preserve">Excel-Arbeitsmappen</w:t>
       </w:r>
     </w:p>
     <w:p>
       <w:pPr>
-        <w:pStyle w:val="Compact"/>
         <w:numPr>
           <w:ilvl w:val="1"/>
           <w:numId w:val="1003"/>
         </w:numPr>
+        <w:pStyle w:val="Compact"/>
       </w:pPr>
       <w:r>
         <w:t xml:space="preserve">Tabellen, Formeln, Auswertungen und Diagramme</w:t>
@@ -136,27 +136,27 @@
     </w:p>
     <w:p>
       <w:pPr>
-        <w:pStyle w:val="Compact"/>
         <w:numPr>
           <w:ilvl w:val="0"/>
           <w:numId w:val="1001"/>
         </w:numPr>
+        <w:pStyle w:val="Compact"/>
       </w:pPr>
       <w:r>
         <w:rPr>
+          <w:bCs/>
           <w:b/>
-          <w:bCs/>
         </w:rPr>
         <w:t xml:space="preserve">SQLite-Datenbank</w:t>
       </w:r>
     </w:p>
     <w:p>
       <w:pPr>
-        <w:pStyle w:val="Compact"/>
         <w:numPr>
           <w:ilvl w:val="1"/>
           <w:numId w:val="1004"/>
         </w:numPr>
+        <w:pStyle w:val="Compact"/>
       </w:pPr>
       <w:r>
         <w:t xml:space="preserve">Relationale Datenbank zum Schulfestival mit Tabellen, Schlüsseln, Views und Beispielabfragen</w:t>
@@ -164,34 +164,34 @@
     </w:p>
     <w:p>
       <w:pPr>
-        <w:pStyle w:val="Compact"/>
         <w:numPr>
           <w:ilvl w:val="0"/>
           <w:numId w:val="1001"/>
         </w:numPr>
+        <w:pStyle w:val="Compact"/>
       </w:pPr>
       <w:r>
         <w:rPr>
+          <w:bCs/>
           <w:b/>
-          <w:bCs/>
         </w:rPr>
         <w:t xml:space="preserve">JSON-Daten</w:t>
       </w:r>
     </w:p>
     <w:p>
       <w:pPr>
-        <w:pStyle w:val="Compact"/>
         <w:numPr>
           <w:ilvl w:val="1"/>
           <w:numId w:val="1005"/>
         </w:numPr>
+        <w:pStyle w:val="Compact"/>
       </w:pPr>
       <w:r>
         <w:t xml:space="preserve">Objekte, Arrays, JSON Lines, JSON Schema und Validierungsfälle</w:t>
       </w:r>
     </w:p>
-    <w:bookmarkEnd w:id="9"/>
-    <w:bookmarkStart w:id="10" w:name="unterrichtliche-einsatzmöglichkeiten"/>
+    <w:bookmarkEnd w:id="20"/>
+    <w:bookmarkStart w:id="21" w:name="unterrichtliche-einsatzmöglichkeiten"/>
     <w:p>
       <w:pPr>
         <w:pStyle w:val="Heading2"/>
@@ -202,11 +202,11 @@
     </w:p>
     <w:p>
       <w:pPr>
-        <w:pStyle w:val="Compact"/>
         <w:numPr>
           <w:ilvl w:val="0"/>
           <w:numId w:val="1006"/>
         </w:numPr>
+        <w:pStyle w:val="Compact"/>
       </w:pPr>
       <w:r>
         <w:t xml:space="preserve">Daten strukturieren und beschreiben</w:t>
@@ -214,11 +214,11 @@
     </w:p>
     <w:p>
       <w:pPr>
-        <w:pStyle w:val="Compact"/>
         <w:numPr>
           <w:ilvl w:val="0"/>
           <w:numId w:val="1006"/>
         </w:numPr>
+        <w:pStyle w:val="Compact"/>
       </w:pPr>
       <w:r>
         <w:t xml:space="preserve">Datentypen unterscheiden</w:t>
@@ -226,11 +226,11 @@
     </w:p>
     <w:p>
       <w:pPr>
-        <w:pStyle w:val="Compact"/>
         <w:numPr>
           <w:ilvl w:val="0"/>
           <w:numId w:val="1006"/>
         </w:numPr>
+        <w:pStyle w:val="Compact"/>
       </w:pPr>
       <w:r>
         <w:t xml:space="preserve">Daten filtern, sortieren und auswerten</w:t>
@@ -238,11 +238,11 @@
     </w:p>
     <w:p>
       <w:pPr>
-        <w:pStyle w:val="Compact"/>
         <w:numPr>
           <w:ilvl w:val="0"/>
           <w:numId w:val="1006"/>
         </w:numPr>
+        <w:pStyle w:val="Compact"/>
       </w:pPr>
       <w:r>
         <w:t xml:space="preserve">Tabellenkalkulation verwenden</w:t>
@@ -250,11 +250,11 @@
     </w:p>
     <w:p>
       <w:pPr>
-        <w:pStyle w:val="Compact"/>
         <w:numPr>
           <w:ilvl w:val="0"/>
           <w:numId w:val="1006"/>
         </w:numPr>
+        <w:pStyle w:val="Compact"/>
       </w:pPr>
       <w:r>
         <w:t xml:space="preserve">relationale Datenbanken untersuchen</w:t>
@@ -262,11 +262,11 @@
     </w:p>
     <w:p>
       <w:pPr>
-        <w:pStyle w:val="Compact"/>
         <w:numPr>
           <w:ilvl w:val="0"/>
           <w:numId w:val="1006"/>
         </w:numPr>
+        <w:pStyle w:val="Compact"/>
       </w:pPr>
       <w:r>
         <w:t xml:space="preserve">SQL-Abfragen formulieren</w:t>
@@ -274,11 +274,11 @@
     </w:p>
     <w:p>
       <w:pPr>
-        <w:pStyle w:val="Compact"/>
         <w:numPr>
           <w:ilvl w:val="0"/>
           <w:numId w:val="1006"/>
         </w:numPr>
+        <w:pStyle w:val="Compact"/>
       </w:pPr>
       <w:r>
         <w:t xml:space="preserve">JSON-Dokumente lesen und validieren</w:t>
@@ -286,18 +286,18 @@
     </w:p>
     <w:p>
       <w:pPr>
-        <w:pStyle w:val="Compact"/>
         <w:numPr>
           <w:ilvl w:val="0"/>
           <w:numId w:val="1006"/>
         </w:numPr>
+        <w:pStyle w:val="Compact"/>
       </w:pPr>
       <w:r>
         <w:t xml:space="preserve">Datenschutz und Datenqualität reflektieren</w:t>
       </w:r>
     </w:p>
-    <w:bookmarkEnd w:id="10"/>
-    <w:bookmarkStart w:id="11" w:name="technische-hinweise"/>
+    <w:bookmarkEnd w:id="21"/>
+    <w:bookmarkStart w:id="22" w:name="technische-hinweise"/>
     <w:p>
       <w:pPr>
         <w:pStyle w:val="Heading2"/>
@@ -329,8 +329,8 @@
         <w:t xml:space="preserve">gespeichert. Dezimalzahlen verwenden den Punkt als Dezimaltrennzeichen, damit die Dateien plattformübergreifend verarbeitet werden können.</w:t>
       </w:r>
     </w:p>
-    <w:bookmarkEnd w:id="11"/>
-    <w:bookmarkStart w:id="12" w:name="datenschutz"/>
+    <w:bookmarkEnd w:id="22"/>
+    <w:bookmarkStart w:id="23" w:name="datenschutz"/>
     <w:p>
       <w:pPr>
         <w:pStyle w:val="Heading2"/>
@@ -347,8 +347,8 @@
         <w:t xml:space="preserve">Alle Personen, E-Mail-Adressen, Orte, Projekte, Messwerte, Verkäufe und Protokolle sind fiktiv. Die Materialien enthalten keine echten personenbezogenen Daten.</w:t>
       </w:r>
     </w:p>
-    <w:bookmarkEnd w:id="12"/>
-    <w:bookmarkStart w:id="13" w:name="lizenz"/>
+    <w:bookmarkEnd w:id="23"/>
+    <w:bookmarkStart w:id="24" w:name="lizenz"/>
     <w:p>
       <w:pPr>
         <w:pStyle w:val="Heading2"/>
@@ -369,8 +369,8 @@
       </w:r>
       <w:r>
         <w:rPr>
+          <w:bCs/>
           <w:b/>
-          <w:bCs/>
         </w:rPr>
         <w:t xml:space="preserve">CC BY 4.0</w:t>
       </w:r>
@@ -378,9 +378,9 @@
         <w:t xml:space="preserve">.</w:t>
       </w:r>
     </w:p>
-    <w:bookmarkEnd w:id="13"/>
-    <w:bookmarkEnd w:id="14"/>
-    <w:bookmarkStart w:id="18" w:name="qualitätscheck-für-arbeitsdateien"/>
+    <w:bookmarkEnd w:id="24"/>
+    <w:bookmarkEnd w:id="25"/>
+    <w:bookmarkStart w:id="29" w:name="qualitätscheck-für-arbeitsdateien"/>
     <w:p>
       <w:pPr>
         <w:pStyle w:val="Heading1"/>
@@ -389,7 +389,7 @@
         <w:t xml:space="preserve">Qualitätscheck für Arbeitsdateien</w:t>
       </w:r>
     </w:p>
-    <w:bookmarkStart w:id="15" w:name="inhalt-1"/>
+    <w:bookmarkStart w:id="26" w:name="inhalt-1"/>
     <w:p>
       <w:pPr>
         <w:pStyle w:val="Heading2"/>
@@ -400,26 +400,26 @@
     </w:p>
     <w:p>
       <w:pPr>
-        <w:pStyle w:val="Compact"/>
         <w:numPr>
           <w:ilvl w:val="0"/>
           <w:numId w:val="1007"/>
         </w:numPr>
-      </w:pPr>
-      <w:r>
-        <w:t xml:space="preserve">Datensätze sind realistisch und fachlich plausibel.</w:t>
-      </w:r>
-    </w:p>
-    <w:p>
-      <w:pPr>
-        <w:pStyle w:val="Compact"/>
-        <w:numPr>
-          <w:ilvl w:val="0"/>
-          <w:numId w:val="1008"/>
-        </w:numPr>
-      </w:pPr>
-      <w:r>
-        <w:t xml:space="preserve">Keine Platzhalterwerte wie</w:t>
+        <w:pStyle w:val="Compact"/>
+      </w:pPr>
+      <w:r>
+        <w:t xml:space="preserve">☐ Datensätze sind realistisch und fachlich plausibel.</w:t>
+      </w:r>
+    </w:p>
+    <w:p>
+      <w:pPr>
+        <w:numPr>
+          <w:ilvl w:val="0"/>
+          <w:numId w:val="1007"/>
+        </w:numPr>
+        <w:pStyle w:val="Compact"/>
+      </w:pPr>
+      <w:r>
+        <w:t xml:space="preserve">☐ Keine Platzhalterwerte wie</w:t>
       </w:r>
       <w:r>
         <w:t xml:space="preserve"> </w:t>
@@ -451,221 +451,221 @@
     </w:p>
     <w:p>
       <w:pPr>
-        <w:pStyle w:val="Compact"/>
+        <w:numPr>
+          <w:ilvl w:val="0"/>
+          <w:numId w:val="1007"/>
+        </w:numPr>
+        <w:pStyle w:val="Compact"/>
+      </w:pPr>
+      <w:r>
+        <w:t xml:space="preserve">☐ Spaltenüberschriften sind eindeutig.</w:t>
+      </w:r>
+    </w:p>
+    <w:p>
+      <w:pPr>
+        <w:numPr>
+          <w:ilvl w:val="0"/>
+          <w:numId w:val="1007"/>
+        </w:numPr>
+        <w:pStyle w:val="Compact"/>
+      </w:pPr>
+      <w:r>
+        <w:t xml:space="preserve">☐ Datentypen sind innerhalb einer Spalte konsistent.</w:t>
+      </w:r>
+    </w:p>
+    <w:p>
+      <w:pPr>
+        <w:numPr>
+          <w:ilvl w:val="0"/>
+          <w:numId w:val="1007"/>
+        </w:numPr>
+        <w:pStyle w:val="Compact"/>
+      </w:pPr>
+      <w:r>
+        <w:t xml:space="preserve">☐ Datums- und Zeitformate sind einheitlich.</w:t>
+      </w:r>
+    </w:p>
+    <w:p>
+      <w:pPr>
+        <w:numPr>
+          <w:ilvl w:val="0"/>
+          <w:numId w:val="1007"/>
+        </w:numPr>
+        <w:pStyle w:val="Compact"/>
+      </w:pPr>
+      <w:r>
+        <w:t xml:space="preserve">☐ Beziehungen zwischen Dateien sind dokumentiert.</w:t>
+      </w:r>
+    </w:p>
+    <w:bookmarkEnd w:id="26"/>
+    <w:bookmarkStart w:id="27" w:name="technik"/>
+    <w:p>
+      <w:pPr>
+        <w:pStyle w:val="Heading2"/>
+      </w:pPr>
+      <w:r>
+        <w:t xml:space="preserve">Technik</w:t>
+      </w:r>
+    </w:p>
+    <w:p>
+      <w:pPr>
+        <w:numPr>
+          <w:ilvl w:val="0"/>
+          <w:numId w:val="1008"/>
+        </w:numPr>
+        <w:pStyle w:val="Compact"/>
+      </w:pPr>
+      <w:r>
+        <w:t xml:space="preserve">☐ Textdateien verwenden UTF-8.</w:t>
+      </w:r>
+    </w:p>
+    <w:p>
+      <w:pPr>
+        <w:numPr>
+          <w:ilvl w:val="0"/>
+          <w:numId w:val="1008"/>
+        </w:numPr>
+        <w:pStyle w:val="Compact"/>
+      </w:pPr>
+      <w:r>
+        <w:t xml:space="preserve">☐ CSV-Dateien lassen sich fehlerfrei importieren.</w:t>
+      </w:r>
+    </w:p>
+    <w:p>
+      <w:pPr>
+        <w:numPr>
+          <w:ilvl w:val="0"/>
+          <w:numId w:val="1008"/>
+        </w:numPr>
+        <w:pStyle w:val="Compact"/>
+      </w:pPr>
+      <w:r>
+        <w:t xml:space="preserve">☐ Excel-Formeln funktionieren.</w:t>
+      </w:r>
+    </w:p>
+    <w:p>
+      <w:pPr>
+        <w:numPr>
+          <w:ilvl w:val="0"/>
+          <w:numId w:val="1008"/>
+        </w:numPr>
+        <w:pStyle w:val="Compact"/>
+      </w:pPr>
+      <w:r>
+        <w:t xml:space="preserve">☐ SQLite-Fremdschlüsselprüfung liefert keine Fehler.</w:t>
+      </w:r>
+    </w:p>
+    <w:p>
+      <w:pPr>
+        <w:numPr>
+          <w:ilvl w:val="0"/>
+          <w:numId w:val="1008"/>
+        </w:numPr>
+        <w:pStyle w:val="Compact"/>
+      </w:pPr>
+      <w:r>
+        <w:t xml:space="preserve">☐ JSON-Dateien sind syntaktisch gültig.</w:t>
+      </w:r>
+    </w:p>
+    <w:p>
+      <w:pPr>
+        <w:numPr>
+          <w:ilvl w:val="0"/>
+          <w:numId w:val="1008"/>
+        </w:numPr>
+        <w:pStyle w:val="Compact"/>
+      </w:pPr>
+      <w:r>
+        <w:t xml:space="preserve">☐ JSON-Schemata entsprechen Draft 2020-12.</w:t>
+      </w:r>
+    </w:p>
+    <w:bookmarkEnd w:id="27"/>
+    <w:bookmarkStart w:id="28" w:name="unterricht"/>
+    <w:p>
+      <w:pPr>
+        <w:pStyle w:val="Heading2"/>
+      </w:pPr>
+      <w:r>
+        <w:t xml:space="preserve">Unterricht</w:t>
+      </w:r>
+    </w:p>
+    <w:p>
+      <w:pPr>
         <w:numPr>
           <w:ilvl w:val="0"/>
           <w:numId w:val="1009"/>
         </w:numPr>
-      </w:pPr>
-      <w:r>
-        <w:t xml:space="preserve">Spaltenüberschriften sind eindeutig.</w:t>
-      </w:r>
-    </w:p>
-    <w:p>
-      <w:pPr>
-        <w:pStyle w:val="Compact"/>
-        <w:numPr>
-          <w:ilvl w:val="0"/>
-          <w:numId w:val="1010"/>
-        </w:numPr>
-      </w:pPr>
-      <w:r>
-        <w:t xml:space="preserve">Datentypen sind innerhalb einer Spalte konsistent.</w:t>
-      </w:r>
-    </w:p>
-    <w:p>
-      <w:pPr>
-        <w:pStyle w:val="Compact"/>
-        <w:numPr>
-          <w:ilvl w:val="0"/>
-          <w:numId w:val="1011"/>
-        </w:numPr>
-      </w:pPr>
-      <w:r>
-        <w:t xml:space="preserve">Datums- und Zeitformate sind einheitlich.</w:t>
-      </w:r>
-    </w:p>
-    <w:p>
-      <w:pPr>
-        <w:pStyle w:val="Compact"/>
-        <w:numPr>
-          <w:ilvl w:val="0"/>
-          <w:numId w:val="1012"/>
-        </w:numPr>
-      </w:pPr>
-      <w:r>
-        <w:t xml:space="preserve">Beziehungen zwischen Dateien sind dokumentiert.</w:t>
-      </w:r>
-    </w:p>
-    <w:bookmarkEnd w:id="15"/>
-    <w:bookmarkStart w:id="16" w:name="technik"/>
+        <w:pStyle w:val="Compact"/>
+      </w:pPr>
+      <w:r>
+        <w:t xml:space="preserve">☐ Arbeitsauftrag und Datei passen zusammen.</w:t>
+      </w:r>
+    </w:p>
+    <w:p>
+      <w:pPr>
+        <w:numPr>
+          <w:ilvl w:val="0"/>
+          <w:numId w:val="1009"/>
+        </w:numPr>
+        <w:pStyle w:val="Compact"/>
+      </w:pPr>
+      <w:r>
+        <w:t xml:space="preserve">☐ Aufgaben sind differenziert.</w:t>
+      </w:r>
+    </w:p>
+    <w:p>
+      <w:pPr>
+        <w:numPr>
+          <w:ilvl w:val="0"/>
+          <w:numId w:val="1009"/>
+        </w:numPr>
+        <w:pStyle w:val="Compact"/>
+      </w:pPr>
+      <w:r>
+        <w:t xml:space="preserve">☐ Lösungen sind überprüfbar.</w:t>
+      </w:r>
+    </w:p>
+    <w:p>
+      <w:pPr>
+        <w:numPr>
+          <w:ilvl w:val="0"/>
+          <w:numId w:val="1009"/>
+        </w:numPr>
+        <w:pStyle w:val="Compact"/>
+      </w:pPr>
+      <w:r>
+        <w:t xml:space="preserve">☐ Datenschutz wird thematisiert.</w:t>
+      </w:r>
+    </w:p>
+    <w:p>
+      <w:pPr>
+        <w:numPr>
+          <w:ilvl w:val="0"/>
+          <w:numId w:val="1009"/>
+        </w:numPr>
+        <w:pStyle w:val="Compact"/>
+      </w:pPr>
+      <w:r>
+        <w:t xml:space="preserve">☐ Die Datei kann ohne Nachbearbeitung eingesetzt werden.</w:t>
+      </w:r>
+    </w:p>
+    <w:bookmarkEnd w:id="28"/>
+    <w:bookmarkEnd w:id="29"/>
+    <w:bookmarkStart w:id="35" w:name="übersicht-der-dateiformate"/>
+    <w:p>
+      <w:pPr>
+        <w:pStyle w:val="Heading1"/>
+      </w:pPr>
+      <w:r>
+        <w:t xml:space="preserve">Übersicht der Dateiformate</w:t>
+      </w:r>
+    </w:p>
+    <w:bookmarkStart w:id="30" w:name="csv"/>
     <w:p>
       <w:pPr>
         <w:pStyle w:val="Heading2"/>
       </w:pPr>
       <w:r>
-        <w:t xml:space="preserve">Technik</w:t>
-      </w:r>
-    </w:p>
-    <w:p>
-      <w:pPr>
-        <w:pStyle w:val="Compact"/>
-        <w:numPr>
-          <w:ilvl w:val="0"/>
-          <w:numId w:val="1013"/>
-        </w:numPr>
-      </w:pPr>
-      <w:r>
-        <w:t xml:space="preserve">Textdateien verwenden UTF-8.</w:t>
-      </w:r>
-    </w:p>
-    <w:p>
-      <w:pPr>
-        <w:pStyle w:val="Compact"/>
-        <w:numPr>
-          <w:ilvl w:val="0"/>
-          <w:numId w:val="1014"/>
-        </w:numPr>
-      </w:pPr>
-      <w:r>
-        <w:t xml:space="preserve">CSV-Dateien lassen sich fehlerfrei importieren.</w:t>
-      </w:r>
-    </w:p>
-    <w:p>
-      <w:pPr>
-        <w:pStyle w:val="Compact"/>
-        <w:numPr>
-          <w:ilvl w:val="0"/>
-          <w:numId w:val="1015"/>
-        </w:numPr>
-      </w:pPr>
-      <w:r>
-        <w:t xml:space="preserve">Excel-Formeln funktionieren.</w:t>
-      </w:r>
-    </w:p>
-    <w:p>
-      <w:pPr>
-        <w:pStyle w:val="Compact"/>
-        <w:numPr>
-          <w:ilvl w:val="0"/>
-          <w:numId w:val="1016"/>
-        </w:numPr>
-      </w:pPr>
-      <w:r>
-        <w:t xml:space="preserve">SQLite-Fremdschlüsselprüfung liefert keine Fehler.</w:t>
-      </w:r>
-    </w:p>
-    <w:p>
-      <w:pPr>
-        <w:pStyle w:val="Compact"/>
-        <w:numPr>
-          <w:ilvl w:val="0"/>
-          <w:numId w:val="1017"/>
-        </w:numPr>
-      </w:pPr>
-      <w:r>
-        <w:t xml:space="preserve">JSON-Dateien sind syntaktisch gültig.</w:t>
-      </w:r>
-    </w:p>
-    <w:p>
-      <w:pPr>
-        <w:pStyle w:val="Compact"/>
-        <w:numPr>
-          <w:ilvl w:val="0"/>
-          <w:numId w:val="1018"/>
-        </w:numPr>
-      </w:pPr>
-      <w:r>
-        <w:t xml:space="preserve">JSON-Schemata entsprechen Draft 2020-12.</w:t>
-      </w:r>
-    </w:p>
-    <w:bookmarkEnd w:id="16"/>
-    <w:bookmarkStart w:id="17" w:name="unterricht"/>
-    <w:p>
-      <w:pPr>
-        <w:pStyle w:val="Heading2"/>
-      </w:pPr>
-      <w:r>
-        <w:t xml:space="preserve">Unterricht</w:t>
-      </w:r>
-    </w:p>
-    <w:p>
-      <w:pPr>
-        <w:pStyle w:val="Compact"/>
-        <w:numPr>
-          <w:ilvl w:val="0"/>
-          <w:numId w:val="1019"/>
-        </w:numPr>
-      </w:pPr>
-      <w:r>
-        <w:t xml:space="preserve">Arbeitsauftrag und Datei passen zusammen.</w:t>
-      </w:r>
-    </w:p>
-    <w:p>
-      <w:pPr>
-        <w:pStyle w:val="Compact"/>
-        <w:numPr>
-          <w:ilvl w:val="0"/>
-          <w:numId w:val="1020"/>
-        </w:numPr>
-      </w:pPr>
-      <w:r>
-        <w:t xml:space="preserve">Aufgaben sind differenziert.</w:t>
-      </w:r>
-    </w:p>
-    <w:p>
-      <w:pPr>
-        <w:pStyle w:val="Compact"/>
-        <w:numPr>
-          <w:ilvl w:val="0"/>
-          <w:numId w:val="1021"/>
-        </w:numPr>
-      </w:pPr>
-      <w:r>
-        <w:t xml:space="preserve">Lösungen sind überprüfbar.</w:t>
-      </w:r>
-    </w:p>
-    <w:p>
-      <w:pPr>
-        <w:pStyle w:val="Compact"/>
-        <w:numPr>
-          <w:ilvl w:val="0"/>
-          <w:numId w:val="1022"/>
-        </w:numPr>
-      </w:pPr>
-      <w:r>
-        <w:t xml:space="preserve">Datenschutz wird thematisiert.</w:t>
-      </w:r>
-    </w:p>
-    <w:p>
-      <w:pPr>
-        <w:pStyle w:val="Compact"/>
-        <w:numPr>
-          <w:ilvl w:val="0"/>
-          <w:numId w:val="1023"/>
-        </w:numPr>
-      </w:pPr>
-      <w:r>
-        <w:t xml:space="preserve">Die Datei kann ohne Nachbearbeitung eingesetzt werden.</w:t>
-      </w:r>
-    </w:p>
-    <w:bookmarkEnd w:id="17"/>
-    <w:bookmarkEnd w:id="18"/>
-    <w:bookmarkStart w:id="24" w:name="übersicht-der-dateiformate"/>
-    <w:p>
-      <w:pPr>
-        <w:pStyle w:val="Heading1"/>
-      </w:pPr>
-      <w:r>
-        <w:t xml:space="preserve">Übersicht der Dateiformate</w:t>
-      </w:r>
-    </w:p>
-    <w:bookmarkStart w:id="19" w:name="csv"/>
-    <w:p>
-      <w:pPr>
-        <w:pStyle w:val="Heading2"/>
-      </w:pPr>
-      <w:r>
         <w:t xml:space="preserve">CSV</w:t>
       </w:r>
     </w:p>
@@ -683,8 +683,8 @@
       </w:pPr>
       <w:r>
         <w:rPr>
+          <w:bCs/>
           <w:b/>
-          <w:bCs/>
         </w:rPr>
         <w:t xml:space="preserve">Vorteile:</w:t>
       </w:r>
@@ -699,8 +699,8 @@
       </w:r>
       <w:r>
         <w:rPr>
+          <w:bCs/>
           <w:b/>
-          <w:bCs/>
         </w:rPr>
         <w:t xml:space="preserve">Nachteile:</w:t>
       </w:r>
@@ -711,8 +711,8 @@
         <w:t xml:space="preserve">keine Formeln, Formatierungen oder Beziehungen zwischen Tabellen</w:t>
       </w:r>
     </w:p>
-    <w:bookmarkEnd w:id="19"/>
-    <w:bookmarkStart w:id="20" w:name="xlsx"/>
+    <w:bookmarkEnd w:id="30"/>
+    <w:bookmarkStart w:id="31" w:name="xlsx"/>
     <w:p>
       <w:pPr>
         <w:pStyle w:val="Heading2"/>
@@ -735,8 +735,8 @@
       </w:pPr>
       <w:r>
         <w:rPr>
+          <w:bCs/>
           <w:b/>
-          <w:bCs/>
         </w:rPr>
         <w:t xml:space="preserve">Vorteile:</w:t>
       </w:r>
@@ -751,8 +751,8 @@
       </w:r>
       <w:r>
         <w:rPr>
+          <w:bCs/>
           <w:b/>
-          <w:bCs/>
         </w:rPr>
         <w:t xml:space="preserve">Nachteile:</w:t>
       </w:r>
@@ -763,8 +763,8 @@
         <w:t xml:space="preserve">komplexer Aufbau, weniger gut für Versionsvergleiche geeignet</w:t>
       </w:r>
     </w:p>
-    <w:bookmarkEnd w:id="20"/>
-    <w:bookmarkStart w:id="21" w:name="sqlite"/>
+    <w:bookmarkEnd w:id="31"/>
+    <w:bookmarkStart w:id="32" w:name="sqlite"/>
     <w:p>
       <w:pPr>
         <w:pStyle w:val="Heading2"/>
@@ -787,8 +787,8 @@
       </w:pPr>
       <w:r>
         <w:rPr>
+          <w:bCs/>
           <w:b/>
-          <w:bCs/>
         </w:rPr>
         <w:t xml:space="preserve">Vorteile:</w:t>
       </w:r>
@@ -803,8 +803,8 @@
       </w:r>
       <w:r>
         <w:rPr>
+          <w:bCs/>
           <w:b/>
-          <w:bCs/>
         </w:rPr>
         <w:t xml:space="preserve">Nachteile:</w:t>
       </w:r>
@@ -815,8 +815,8 @@
         <w:t xml:space="preserve">benötigt ein Datenbankprogramm oder eine Programmierschnittstelle</w:t>
       </w:r>
     </w:p>
-    <w:bookmarkEnd w:id="21"/>
-    <w:bookmarkStart w:id="22" w:name="json"/>
+    <w:bookmarkEnd w:id="32"/>
+    <w:bookmarkStart w:id="33" w:name="json"/>
     <w:p>
       <w:pPr>
         <w:pStyle w:val="Heading2"/>
@@ -839,8 +839,8 @@
       </w:pPr>
       <w:r>
         <w:rPr>
+          <w:bCs/>
           <w:b/>
-          <w:bCs/>
         </w:rPr>
         <w:t xml:space="preserve">Vorteile:</w:t>
       </w:r>
@@ -855,8 +855,8 @@
       </w:r>
       <w:r>
         <w:rPr>
+          <w:bCs/>
           <w:b/>
-          <w:bCs/>
         </w:rPr>
         <w:t xml:space="preserve">Nachteile:</w:t>
       </w:r>
@@ -867,8 +867,8 @@
         <w:t xml:space="preserve">für große Tabellen häufig umfangreicher als CSV</w:t>
       </w:r>
     </w:p>
-    <w:bookmarkEnd w:id="22"/>
-    <w:bookmarkStart w:id="23" w:name="jsonl"/>
+    <w:bookmarkEnd w:id="33"/>
+    <w:bookmarkStart w:id="34" w:name="jsonl"/>
     <w:p>
       <w:pPr>
         <w:pStyle w:val="Heading2"/>
@@ -891,8 +891,8 @@
       </w:pPr>
       <w:r>
         <w:rPr>
+          <w:bCs/>
           <w:b/>
-          <w:bCs/>
         </w:rPr>
         <w:t xml:space="preserve">Vorteile:</w:t>
       </w:r>
@@ -907,8 +907,8 @@
       </w:r>
       <w:r>
         <w:rPr>
+          <w:bCs/>
           <w:b/>
-          <w:bCs/>
         </w:rPr>
         <w:t xml:space="preserve">Nachteile:</w:t>
       </w:r>
@@ -919,9 +919,9 @@
         <w:t xml:space="preserve">weniger übersichtlich bei manueller Betrachtung</w:t>
       </w:r>
     </w:p>
-    <w:bookmarkEnd w:id="23"/>
-    <w:bookmarkEnd w:id="24"/>
-    <w:bookmarkStart w:id="32" w:name="importanleitung"/>
+    <w:bookmarkEnd w:id="34"/>
+    <w:bookmarkEnd w:id="35"/>
+    <w:bookmarkStart w:id="43" w:name="importanleitung"/>
     <w:p>
       <w:pPr>
         <w:pStyle w:val="Heading1"/>
@@ -930,7 +930,7 @@
         <w:t xml:space="preserve">Importanleitung</w:t>
       </w:r>
     </w:p>
-    <w:bookmarkStart w:id="25" w:name="csv-in-libreoffice-calc"/>
+    <w:bookmarkStart w:id="36" w:name="csv-in-libreoffice-calc"/>
     <w:p>
       <w:pPr>
         <w:pStyle w:val="Heading2"/>
@@ -941,11 +941,11 @@
     </w:p>
     <w:p>
       <w:pPr>
-        <w:pStyle w:val="Compact"/>
-        <w:numPr>
-          <w:ilvl w:val="0"/>
-          <w:numId w:val="1024"/>
-        </w:numPr>
+        <w:numPr>
+          <w:ilvl w:val="0"/>
+          <w:numId w:val="1010"/>
+        </w:numPr>
+        <w:pStyle w:val="Compact"/>
       </w:pPr>
       <w:r>
         <w:t xml:space="preserve">Datei über</w:t>
@@ -955,8 +955,8 @@
       </w:r>
       <w:r>
         <w:rPr>
+          <w:bCs/>
           <w:b/>
-          <w:bCs/>
         </w:rPr>
         <w:t xml:space="preserve">Datei → Öffnen</w:t>
       </w:r>
@@ -969,11 +969,11 @@
     </w:p>
     <w:p>
       <w:pPr>
-        <w:pStyle w:val="Compact"/>
-        <w:numPr>
-          <w:ilvl w:val="0"/>
-          <w:numId w:val="1024"/>
-        </w:numPr>
+        <w:numPr>
+          <w:ilvl w:val="0"/>
+          <w:numId w:val="1010"/>
+        </w:numPr>
+        <w:pStyle w:val="Compact"/>
       </w:pPr>
       <w:r>
         <w:t xml:space="preserve">Zeichensatz</w:t>
@@ -983,8 +983,8 @@
       </w:r>
       <w:r>
         <w:rPr>
+          <w:bCs/>
           <w:b/>
-          <w:bCs/>
         </w:rPr>
         <w:t xml:space="preserve">Unicode (UTF-8)</w:t>
       </w:r>
@@ -997,11 +997,11 @@
     </w:p>
     <w:p>
       <w:pPr>
-        <w:pStyle w:val="Compact"/>
-        <w:numPr>
-          <w:ilvl w:val="0"/>
-          <w:numId w:val="1024"/>
-        </w:numPr>
+        <w:numPr>
+          <w:ilvl w:val="0"/>
+          <w:numId w:val="1010"/>
+        </w:numPr>
+        <w:pStyle w:val="Compact"/>
       </w:pPr>
       <w:r>
         <w:t xml:space="preserve">Als Trennzeichen</w:t>
@@ -1011,8 +1011,8 @@
       </w:r>
       <w:r>
         <w:rPr>
+          <w:bCs/>
           <w:b/>
-          <w:bCs/>
         </w:rPr>
         <w:t xml:space="preserve">Komma</w:t>
       </w:r>
@@ -1025,18 +1025,18 @@
     </w:p>
     <w:p>
       <w:pPr>
-        <w:pStyle w:val="Compact"/>
-        <w:numPr>
-          <w:ilvl w:val="0"/>
-          <w:numId w:val="1024"/>
-        </w:numPr>
+        <w:numPr>
+          <w:ilvl w:val="0"/>
+          <w:numId w:val="1010"/>
+        </w:numPr>
+        <w:pStyle w:val="Compact"/>
       </w:pPr>
       <w:r>
         <w:t xml:space="preserve">Vorschau prüfen und Import bestätigen.</w:t>
       </w:r>
     </w:p>
-    <w:bookmarkEnd w:id="25"/>
-    <w:bookmarkStart w:id="26" w:name="csv-in-microsoft-excel"/>
+    <w:bookmarkEnd w:id="36"/>
+    <w:bookmarkStart w:id="37" w:name="csv-in-microsoft-excel"/>
     <w:p>
       <w:pPr>
         <w:pStyle w:val="Heading2"/>
@@ -1047,16 +1047,16 @@
     </w:p>
     <w:p>
       <w:pPr>
-        <w:pStyle w:val="Compact"/>
-        <w:numPr>
-          <w:ilvl w:val="0"/>
-          <w:numId w:val="1025"/>
-        </w:numPr>
+        <w:numPr>
+          <w:ilvl w:val="0"/>
+          <w:numId w:val="1011"/>
+        </w:numPr>
+        <w:pStyle w:val="Compact"/>
       </w:pPr>
       <w:r>
         <w:rPr>
+          <w:bCs/>
           <w:b/>
-          <w:bCs/>
         </w:rPr>
         <w:t xml:space="preserve">Daten → Aus Text/CSV</w:t>
       </w:r>
@@ -1069,11 +1069,11 @@
     </w:p>
     <w:p>
       <w:pPr>
-        <w:pStyle w:val="Compact"/>
-        <w:numPr>
-          <w:ilvl w:val="0"/>
-          <w:numId w:val="1025"/>
-        </w:numPr>
+        <w:numPr>
+          <w:ilvl w:val="0"/>
+          <w:numId w:val="1011"/>
+        </w:numPr>
+        <w:pStyle w:val="Compact"/>
       </w:pPr>
       <w:r>
         <w:t xml:space="preserve">Datei auswählen.</w:t>
@@ -1081,11 +1081,11 @@
     </w:p>
     <w:p>
       <w:pPr>
-        <w:pStyle w:val="Compact"/>
-        <w:numPr>
-          <w:ilvl w:val="0"/>
-          <w:numId w:val="1025"/>
-        </w:numPr>
+        <w:numPr>
+          <w:ilvl w:val="0"/>
+          <w:numId w:val="1011"/>
+        </w:numPr>
+        <w:pStyle w:val="Compact"/>
       </w:pPr>
       <w:r>
         <w:t xml:space="preserve">Dateiursprung</w:t>
@@ -1095,8 +1095,8 @@
       </w:r>
       <w:r>
         <w:rPr>
+          <w:bCs/>
           <w:b/>
-          <w:bCs/>
         </w:rPr>
         <w:t xml:space="preserve">UTF-8</w:t>
       </w:r>
@@ -1109,11 +1109,11 @@
     </w:p>
     <w:p>
       <w:pPr>
-        <w:pStyle w:val="Compact"/>
-        <w:numPr>
-          <w:ilvl w:val="0"/>
-          <w:numId w:val="1025"/>
-        </w:numPr>
+        <w:numPr>
+          <w:ilvl w:val="0"/>
+          <w:numId w:val="1011"/>
+        </w:numPr>
+        <w:pStyle w:val="Compact"/>
       </w:pPr>
       <w:r>
         <w:t xml:space="preserve">Trennzeichen</w:t>
@@ -1123,8 +1123,8 @@
       </w:r>
       <w:r>
         <w:rPr>
+          <w:bCs/>
           <w:b/>
-          <w:bCs/>
         </w:rPr>
         <w:t xml:space="preserve">Komma</w:t>
       </w:r>
@@ -1137,18 +1137,18 @@
     </w:p>
     <w:p>
       <w:pPr>
-        <w:pStyle w:val="Compact"/>
-        <w:numPr>
-          <w:ilvl w:val="0"/>
-          <w:numId w:val="1025"/>
-        </w:numPr>
+        <w:numPr>
+          <w:ilvl w:val="0"/>
+          <w:numId w:val="1011"/>
+        </w:numPr>
+        <w:pStyle w:val="Compact"/>
       </w:pPr>
       <w:r>
         <w:t xml:space="preserve">Datentypen prüfen und laden.</w:t>
       </w:r>
     </w:p>
-    <w:bookmarkEnd w:id="26"/>
-    <w:bookmarkStart w:id="29" w:name="sqlite-datenbank"/>
+    <w:bookmarkEnd w:id="37"/>
+    <w:bookmarkStart w:id="40" w:name="sqlite-datenbank"/>
     <w:p>
       <w:pPr>
         <w:pStyle w:val="Heading2"/>
@@ -1157,7 +1157,7 @@
         <w:t xml:space="preserve">SQLite-Datenbank</w:t>
       </w:r>
     </w:p>
-    <w:bookmarkStart w:id="27" w:name="db-browser-for-sqlite"/>
+    <w:bookmarkStart w:id="38" w:name="db-browser-for-sqlite"/>
     <w:p>
       <w:pPr>
         <w:pStyle w:val="Heading3"/>
@@ -1168,11 +1168,11 @@
     </w:p>
     <w:p>
       <w:pPr>
-        <w:pStyle w:val="Compact"/>
-        <w:numPr>
-          <w:ilvl w:val="0"/>
-          <w:numId w:val="1026"/>
-        </w:numPr>
+        <w:numPr>
+          <w:ilvl w:val="0"/>
+          <w:numId w:val="1012"/>
+        </w:numPr>
+        <w:pStyle w:val="Compact"/>
       </w:pPr>
       <w:r>
         <w:rPr>
@@ -1189,11 +1189,11 @@
     </w:p>
     <w:p>
       <w:pPr>
-        <w:pStyle w:val="Compact"/>
-        <w:numPr>
-          <w:ilvl w:val="0"/>
-          <w:numId w:val="1026"/>
-        </w:numPr>
+        <w:numPr>
+          <w:ilvl w:val="0"/>
+          <w:numId w:val="1012"/>
+        </w:numPr>
+        <w:pStyle w:val="Compact"/>
       </w:pPr>
       <w:r>
         <w:t xml:space="preserve">Im Bereich</w:t>
@@ -1203,8 +1203,8 @@
       </w:r>
       <w:r>
         <w:rPr>
+          <w:bCs/>
           <w:b/>
-          <w:bCs/>
         </w:rPr>
         <w:t xml:space="preserve">Daten durchsuchen</w:t>
       </w:r>
@@ -1217,11 +1217,11 @@
     </w:p>
     <w:p>
       <w:pPr>
-        <w:pStyle w:val="Compact"/>
-        <w:numPr>
-          <w:ilvl w:val="0"/>
-          <w:numId w:val="1026"/>
-        </w:numPr>
+        <w:numPr>
+          <w:ilvl w:val="0"/>
+          <w:numId w:val="1012"/>
+        </w:numPr>
+        <w:pStyle w:val="Compact"/>
       </w:pPr>
       <w:r>
         <w:t xml:space="preserve">Unter</w:t>
@@ -1231,8 +1231,8 @@
       </w:r>
       <w:r>
         <w:rPr>
+          <w:bCs/>
           <w:b/>
-          <w:bCs/>
         </w:rPr>
         <w:t xml:space="preserve">SQL ausführen</w:t>
       </w:r>
@@ -1258,8 +1258,8 @@
         <w:t xml:space="preserve">testen.</w:t>
       </w:r>
     </w:p>
-    <w:bookmarkEnd w:id="27"/>
-    <w:bookmarkStart w:id="28" w:name="sqlitestudio"/>
+    <w:bookmarkEnd w:id="38"/>
+    <w:bookmarkStart w:id="39" w:name="sqlitestudio"/>
     <w:p>
       <w:pPr>
         <w:pStyle w:val="Heading3"/>
@@ -1270,16 +1270,16 @@
     </w:p>
     <w:p>
       <w:pPr>
-        <w:pStyle w:val="Compact"/>
-        <w:numPr>
-          <w:ilvl w:val="0"/>
-          <w:numId w:val="1027"/>
-        </w:numPr>
+        <w:numPr>
+          <w:ilvl w:val="0"/>
+          <w:numId w:val="1013"/>
+        </w:numPr>
+        <w:pStyle w:val="Compact"/>
       </w:pPr>
       <w:r>
         <w:rPr>
+          <w:bCs/>
           <w:b/>
-          <w:bCs/>
         </w:rPr>
         <w:t xml:space="preserve">Datenbank → Datenbank hinzufügen</w:t>
       </w:r>
@@ -1292,11 +1292,11 @@
     </w:p>
     <w:p>
       <w:pPr>
-        <w:pStyle w:val="Compact"/>
-        <w:numPr>
-          <w:ilvl w:val="0"/>
-          <w:numId w:val="1027"/>
-        </w:numPr>
+        <w:numPr>
+          <w:ilvl w:val="0"/>
+          <w:numId w:val="1013"/>
+        </w:numPr>
+        <w:pStyle w:val="Compact"/>
       </w:pPr>
       <w:r>
         <w:rPr>
@@ -1313,19 +1313,19 @@
     </w:p>
     <w:p>
       <w:pPr>
-        <w:pStyle w:val="Compact"/>
-        <w:numPr>
-          <w:ilvl w:val="0"/>
-          <w:numId w:val="1027"/>
-        </w:numPr>
+        <w:numPr>
+          <w:ilvl w:val="0"/>
+          <w:numId w:val="1013"/>
+        </w:numPr>
+        <w:pStyle w:val="Compact"/>
       </w:pPr>
       <w:r>
         <w:t xml:space="preserve">Tabellen, Views und Indizes im Strukturbaum untersuchen.</w:t>
       </w:r>
     </w:p>
-    <w:bookmarkEnd w:id="28"/>
-    <w:bookmarkEnd w:id="29"/>
-    <w:bookmarkStart w:id="30" w:name="json-1"/>
+    <w:bookmarkEnd w:id="39"/>
+    <w:bookmarkEnd w:id="40"/>
+    <w:bookmarkStart w:id="41" w:name="json-1"/>
     <w:p>
       <w:pPr>
         <w:pStyle w:val="Heading2"/>
@@ -1342,8 +1342,8 @@
         <w:t xml:space="preserve">JSON-Dateien können in einem Texteditor, Visual Studio Code oder einer Programmierumgebung geöffnet werden. Für die Validierung stehen zwei Schema-Dateien bereit.</w:t>
       </w:r>
     </w:p>
-    <w:bookmarkEnd w:id="30"/>
-    <w:bookmarkStart w:id="31" w:name="json-lines"/>
+    <w:bookmarkEnd w:id="41"/>
+    <w:bookmarkStart w:id="42" w:name="json-lines"/>
     <w:p>
       <w:pPr>
         <w:pStyle w:val="Heading2"/>
@@ -1375,9 +1375,9 @@
         <w:t xml:space="preserve">steht pro Zeile genau ein vollständiges JSON-Objekt. Die Datei eignet sich besonders für zeilenweises Einlesen mit Python.</w:t>
       </w:r>
     </w:p>
-    <w:bookmarkEnd w:id="31"/>
-    <w:bookmarkEnd w:id="32"/>
-    <w:bookmarkStart w:id="34" w:name="lizenzhinweise"/>
+    <w:bookmarkEnd w:id="42"/>
+    <w:bookmarkEnd w:id="43"/>
+    <w:bookmarkStart w:id="45" w:name="lizenzhinweise"/>
     <w:p>
       <w:pPr>
         <w:pStyle w:val="Heading1"/>
@@ -1400,8 +1400,8 @@
       </w:pPr>
       <w:r>
         <w:rPr>
+          <w:bCs/>
           <w:b/>
-          <w:bCs/>
         </w:rPr>
         <w:t xml:space="preserve">Creative Commons Namensnennung 4.0 International (CC BY 4.0)</w:t>
       </w:r>
@@ -1422,7 +1422,7 @@
         <w:t xml:space="preserve">Informatik Oberschule Sachsen – Lernbereich Informationen und Daten, CC BY 4.0</w:t>
       </w:r>
     </w:p>
-    <w:bookmarkStart w:id="33" w:name="hinweise"/>
+    <w:bookmarkStart w:id="44" w:name="hinweise"/>
     <w:p>
       <w:pPr>
         <w:pStyle w:val="Heading2"/>
@@ -1433,11 +1433,11 @@
     </w:p>
     <w:p>
       <w:pPr>
-        <w:pStyle w:val="Compact"/>
-        <w:numPr>
-          <w:ilvl w:val="0"/>
-          <w:numId w:val="1028"/>
-        </w:numPr>
+        <w:numPr>
+          <w:ilvl w:val="0"/>
+          <w:numId w:val="1014"/>
+        </w:numPr>
+        <w:pStyle w:val="Compact"/>
       </w:pPr>
       <w:r>
         <w:t xml:space="preserve">Alle enthaltenen Namen und Kontaktdaten sind fiktiv.</w:t>
@@ -1445,11 +1445,11 @@
     </w:p>
     <w:p>
       <w:pPr>
-        <w:pStyle w:val="Compact"/>
-        <w:numPr>
-          <w:ilvl w:val="0"/>
-          <w:numId w:val="1028"/>
-        </w:numPr>
+        <w:numPr>
+          <w:ilvl w:val="0"/>
+          <w:numId w:val="1014"/>
+        </w:numPr>
+        <w:pStyle w:val="Compact"/>
       </w:pPr>
       <w:r>
         <w:t xml:space="preserve">Markennamen von Softwareprodukten werden ausschließlich beschreibend verwendet.</w:t>
@@ -1457,19 +1457,19 @@
     </w:p>
     <w:p>
       <w:pPr>
-        <w:pStyle w:val="Compact"/>
-        <w:numPr>
-          <w:ilvl w:val="0"/>
-          <w:numId w:val="1028"/>
-        </w:numPr>
+        <w:numPr>
+          <w:ilvl w:val="0"/>
+          <w:numId w:val="1014"/>
+        </w:numPr>
+        <w:pStyle w:val="Compact"/>
       </w:pPr>
       <w:r>
         <w:t xml:space="preserve">Die Lizenz von CC BY 4.0 gilt nicht automatisch für externe Programme oder deren Logos.</w:t>
       </w:r>
     </w:p>
-    <w:bookmarkEnd w:id="33"/>
-    <w:bookmarkEnd w:id="34"/>
-    <w:bookmarkStart w:id="40" w:name="paketübersicht-05_dateien"/>
+    <w:bookmarkEnd w:id="44"/>
+    <w:bookmarkEnd w:id="45"/>
+    <w:bookmarkStart w:id="51" w:name="paketübersicht-05_dateien"/>
     <w:p>
       <w:pPr>
         <w:pStyle w:val="Heading1"/>
@@ -1487,7 +1487,7 @@
         <w:t xml:space="preserve">05_Dateien</w:t>
       </w:r>
     </w:p>
-    <w:bookmarkStart w:id="35" w:name="csv-komplettpaket"/>
+    <w:bookmarkStart w:id="46" w:name="csv-komplettpaket"/>
     <w:p>
       <w:pPr>
         <w:pStyle w:val="Heading2"/>
@@ -1504,8 +1504,8 @@
         <w:t xml:space="preserve">Enthält realistische tabellarische Datensätze für Filter-, Sortier- und Analyseaufgaben.</w:t>
       </w:r>
     </w:p>
-    <w:bookmarkEnd w:id="35"/>
-    <w:bookmarkStart w:id="36" w:name="excel-komplettpaket"/>
+    <w:bookmarkEnd w:id="46"/>
+    <w:bookmarkStart w:id="47" w:name="excel-komplettpaket"/>
     <w:p>
       <w:pPr>
         <w:pStyle w:val="Heading2"/>
@@ -1522,8 +1522,8 @@
         <w:t xml:space="preserve">Enthält Arbeitsmappen mit Tabellen, Formeln, Auswertungen und Diagrammen.</w:t>
       </w:r>
     </w:p>
-    <w:bookmarkEnd w:id="36"/>
-    <w:bookmarkStart w:id="37" w:name="sqlite-komplettpaket"/>
+    <w:bookmarkEnd w:id="47"/>
+    <w:bookmarkStart w:id="48" w:name="sqlite-komplettpaket"/>
     <w:p>
       <w:pPr>
         <w:pStyle w:val="Heading2"/>
@@ -1555,8 +1555,8 @@
         <w:t xml:space="preserve">mit acht Tabellen, drei Views, Indizes und Unterrichtsabfragen.</w:t>
       </w:r>
     </w:p>
-    <w:bookmarkEnd w:id="37"/>
-    <w:bookmarkStart w:id="38" w:name="json-komplettpaket"/>
+    <w:bookmarkEnd w:id="48"/>
+    <w:bookmarkStart w:id="49" w:name="json-komplettpaket"/>
     <w:p>
       <w:pPr>
         <w:pStyle w:val="Heading2"/>
@@ -1573,8 +1573,8 @@
         <w:t xml:space="preserve">Enthält JSON, JSONL, Schemata, valide und absichtlich invalide Beispiele.</w:t>
       </w:r>
     </w:p>
-    <w:bookmarkEnd w:id="38"/>
-    <w:bookmarkStart w:id="39" w:name="dokumentation-und-vorlagen"/>
+    <w:bookmarkEnd w:id="49"/>
+    <w:bookmarkStart w:id="50" w:name="dokumentation-und-vorlagen"/>
     <w:p>
       <w:pPr>
         <w:pStyle w:val="Heading2"/>
@@ -1591,9 +1591,9 @@
         <w:t xml:space="preserve">Enthält Importanleitungen, Lizenzhinweise, Qualitätscheck, Unterrichtshinweise und eine Vorlage zur Beschreibung weiterer Datensätze.</w:t>
       </w:r>
     </w:p>
-    <w:bookmarkEnd w:id="39"/>
-    <w:bookmarkEnd w:id="40"/>
-    <w:bookmarkStart w:id="48" w:name="unterrichtshinweise"/>
+    <w:bookmarkEnd w:id="50"/>
+    <w:bookmarkEnd w:id="51"/>
+    <w:bookmarkStart w:id="59" w:name="unterrichtshinweise"/>
     <w:p>
       <w:pPr>
         <w:pStyle w:val="Heading1"/>
@@ -1602,7 +1602,7 @@
         <w:t xml:space="preserve">Unterrichtshinweise</w:t>
       </w:r>
     </w:p>
-    <w:bookmarkStart w:id="44" w:name="differenzierung"/>
+    <w:bookmarkStart w:id="55" w:name="differenzierung"/>
     <w:p>
       <w:pPr>
         <w:pStyle w:val="Heading2"/>
@@ -1611,7 +1611,7 @@
         <w:t xml:space="preserve">Differenzierung</w:t>
       </w:r>
     </w:p>
-    <w:bookmarkStart w:id="41" w:name="grundniveau"/>
+    <w:bookmarkStart w:id="52" w:name="grundniveau"/>
     <w:p>
       <w:pPr>
         <w:pStyle w:val="Heading3"/>
@@ -1622,11 +1622,11 @@
     </w:p>
     <w:p>
       <w:pPr>
-        <w:pStyle w:val="Compact"/>
-        <w:numPr>
-          <w:ilvl w:val="0"/>
-          <w:numId w:val="1029"/>
-        </w:numPr>
+        <w:numPr>
+          <w:ilvl w:val="0"/>
+          <w:numId w:val="1015"/>
+        </w:numPr>
+        <w:pStyle w:val="Compact"/>
       </w:pPr>
       <w:r>
         <w:t xml:space="preserve">einzelne Datensätze lesen</w:t>
@@ -1634,11 +1634,11 @@
     </w:p>
     <w:p>
       <w:pPr>
-        <w:pStyle w:val="Compact"/>
-        <w:numPr>
-          <w:ilvl w:val="0"/>
-          <w:numId w:val="1029"/>
-        </w:numPr>
+        <w:numPr>
+          <w:ilvl w:val="0"/>
+          <w:numId w:val="1015"/>
+        </w:numPr>
+        <w:pStyle w:val="Compact"/>
       </w:pPr>
       <w:r>
         <w:t xml:space="preserve">Datentypen benennen</w:t>
@@ -1646,11 +1646,11 @@
     </w:p>
     <w:p>
       <w:pPr>
-        <w:pStyle w:val="Compact"/>
-        <w:numPr>
-          <w:ilvl w:val="0"/>
-          <w:numId w:val="1029"/>
-        </w:numPr>
+        <w:numPr>
+          <w:ilvl w:val="0"/>
+          <w:numId w:val="1015"/>
+        </w:numPr>
+        <w:pStyle w:val="Compact"/>
       </w:pPr>
       <w:r>
         <w:t xml:space="preserve">Tabellen sortieren und filtern</w:t>
@@ -1658,18 +1658,18 @@
     </w:p>
     <w:p>
       <w:pPr>
-        <w:pStyle w:val="Compact"/>
-        <w:numPr>
-          <w:ilvl w:val="0"/>
-          <w:numId w:val="1029"/>
-        </w:numPr>
+        <w:numPr>
+          <w:ilvl w:val="0"/>
+          <w:numId w:val="1015"/>
+        </w:numPr>
+        <w:pStyle w:val="Compact"/>
       </w:pPr>
       <w:r>
         <w:t xml:space="preserve">einfache Formeln und SQL-Abfragen anwenden</w:t>
       </w:r>
     </w:p>
-    <w:bookmarkEnd w:id="41"/>
-    <w:bookmarkStart w:id="42" w:name="mittleres-niveau"/>
+    <w:bookmarkEnd w:id="52"/>
+    <w:bookmarkStart w:id="53" w:name="mittleres-niveau"/>
     <w:p>
       <w:pPr>
         <w:pStyle w:val="Heading3"/>
@@ -1680,11 +1680,11 @@
     </w:p>
     <w:p>
       <w:pPr>
-        <w:pStyle w:val="Compact"/>
-        <w:numPr>
-          <w:ilvl w:val="0"/>
-          <w:numId w:val="1030"/>
-        </w:numPr>
+        <w:numPr>
+          <w:ilvl w:val="0"/>
+          <w:numId w:val="1016"/>
+        </w:numPr>
+        <w:pStyle w:val="Compact"/>
       </w:pPr>
       <w:r>
         <w:t xml:space="preserve">mehrere Kriterien kombinieren</w:t>
@@ -1692,11 +1692,11 @@
     </w:p>
     <w:p>
       <w:pPr>
-        <w:pStyle w:val="Compact"/>
-        <w:numPr>
-          <w:ilvl w:val="0"/>
-          <w:numId w:val="1030"/>
-        </w:numPr>
+        <w:numPr>
+          <w:ilvl w:val="0"/>
+          <w:numId w:val="1016"/>
+        </w:numPr>
+        <w:pStyle w:val="Compact"/>
       </w:pPr>
       <w:r>
         <w:t xml:space="preserve">Daten gruppieren und aggregieren</w:t>
@@ -1704,11 +1704,11 @@
     </w:p>
     <w:p>
       <w:pPr>
-        <w:pStyle w:val="Compact"/>
-        <w:numPr>
-          <w:ilvl w:val="0"/>
-          <w:numId w:val="1030"/>
-        </w:numPr>
+        <w:numPr>
+          <w:ilvl w:val="0"/>
+          <w:numId w:val="1016"/>
+        </w:numPr>
+        <w:pStyle w:val="Compact"/>
       </w:pPr>
       <w:r>
         <w:t xml:space="preserve">Tabellen verknüpfen</w:t>
@@ -1716,18 +1716,18 @@
     </w:p>
     <w:p>
       <w:pPr>
-        <w:pStyle w:val="Compact"/>
-        <w:numPr>
-          <w:ilvl w:val="0"/>
-          <w:numId w:val="1030"/>
-        </w:numPr>
+        <w:numPr>
+          <w:ilvl w:val="0"/>
+          <w:numId w:val="1016"/>
+        </w:numPr>
+        <w:pStyle w:val="Compact"/>
       </w:pPr>
       <w:r>
         <w:t xml:space="preserve">JSON-Strukturen verändern</w:t>
       </w:r>
     </w:p>
-    <w:bookmarkEnd w:id="42"/>
-    <w:bookmarkStart w:id="43" w:name="erweitertes-niveau"/>
+    <w:bookmarkEnd w:id="53"/>
+    <w:bookmarkStart w:id="54" w:name="erweitertes-niveau"/>
     <w:p>
       <w:pPr>
         <w:pStyle w:val="Heading3"/>
@@ -1738,11 +1738,11 @@
     </w:p>
     <w:p>
       <w:pPr>
-        <w:pStyle w:val="Compact"/>
-        <w:numPr>
-          <w:ilvl w:val="0"/>
-          <w:numId w:val="1031"/>
-        </w:numPr>
+        <w:numPr>
+          <w:ilvl w:val="0"/>
+          <w:numId w:val="1017"/>
+        </w:numPr>
+        <w:pStyle w:val="Compact"/>
       </w:pPr>
       <w:r>
         <w:t xml:space="preserve">eigene Abfragen und Views entwickeln</w:t>
@@ -1750,11 +1750,11 @@
     </w:p>
     <w:p>
       <w:pPr>
-        <w:pStyle w:val="Compact"/>
-        <w:numPr>
-          <w:ilvl w:val="0"/>
-          <w:numId w:val="1031"/>
-        </w:numPr>
+        <w:numPr>
+          <w:ilvl w:val="0"/>
+          <w:numId w:val="1017"/>
+        </w:numPr>
+        <w:pStyle w:val="Compact"/>
       </w:pPr>
       <w:r>
         <w:t xml:space="preserve">Datenqualität bewerten</w:t>
@@ -1762,11 +1762,11 @@
     </w:p>
     <w:p>
       <w:pPr>
-        <w:pStyle w:val="Compact"/>
-        <w:numPr>
-          <w:ilvl w:val="0"/>
-          <w:numId w:val="1031"/>
-        </w:numPr>
+        <w:numPr>
+          <w:ilvl w:val="0"/>
+          <w:numId w:val="1017"/>
+        </w:numPr>
+        <w:pStyle w:val="Compact"/>
       </w:pPr>
       <w:r>
         <w:t xml:space="preserve">Schemata ergänzen</w:t>
@@ -1774,19 +1774,19 @@
     </w:p>
     <w:p>
       <w:pPr>
-        <w:pStyle w:val="Compact"/>
-        <w:numPr>
-          <w:ilvl w:val="0"/>
-          <w:numId w:val="1031"/>
-        </w:numPr>
+        <w:numPr>
+          <w:ilvl w:val="0"/>
+          <w:numId w:val="1017"/>
+        </w:numPr>
+        <w:pStyle w:val="Compact"/>
       </w:pPr>
       <w:r>
         <w:t xml:space="preserve">Daten zwischen Formaten umwandeln</w:t>
       </w:r>
     </w:p>
-    <w:bookmarkEnd w:id="43"/>
-    <w:bookmarkEnd w:id="44"/>
-    <w:bookmarkStart w:id="45" w:name="typische-fehlvorstellungen"/>
+    <w:bookmarkEnd w:id="54"/>
+    <w:bookmarkEnd w:id="55"/>
+    <w:bookmarkStart w:id="56" w:name="typische-fehlvorstellungen"/>
     <w:p>
       <w:pPr>
         <w:pStyle w:val="Heading2"/>
@@ -1797,11 +1797,11 @@
     </w:p>
     <w:p>
       <w:pPr>
-        <w:pStyle w:val="Compact"/>
-        <w:numPr>
-          <w:ilvl w:val="0"/>
-          <w:numId w:val="1032"/>
-        </w:numPr>
+        <w:numPr>
+          <w:ilvl w:val="0"/>
+          <w:numId w:val="1018"/>
+        </w:numPr>
+        <w:pStyle w:val="Compact"/>
       </w:pPr>
       <w:r>
         <w:t xml:space="preserve">CSV sei eine Tabellenkalkulationsdatei</w:t>
@@ -1809,11 +1809,11 @@
     </w:p>
     <w:p>
       <w:pPr>
-        <w:pStyle w:val="Compact"/>
-        <w:numPr>
-          <w:ilvl w:val="0"/>
-          <w:numId w:val="1032"/>
-        </w:numPr>
+        <w:numPr>
+          <w:ilvl w:val="0"/>
+          <w:numId w:val="1018"/>
+        </w:numPr>
+        <w:pStyle w:val="Compact"/>
       </w:pPr>
       <w:r>
         <w:t xml:space="preserve">Zahlen in Anführungszeichen seien weiterhin numerische Werte</w:t>
@@ -1821,11 +1821,11 @@
     </w:p>
     <w:p>
       <w:pPr>
-        <w:pStyle w:val="Compact"/>
-        <w:numPr>
-          <w:ilvl w:val="0"/>
-          <w:numId w:val="1032"/>
-        </w:numPr>
+        <w:numPr>
+          <w:ilvl w:val="0"/>
+          <w:numId w:val="1018"/>
+        </w:numPr>
+        <w:pStyle w:val="Compact"/>
       </w:pPr>
       <w:r>
         <w:t xml:space="preserve">Fremdschlüssel müssten eindeutig sein</w:t>
@@ -1833,11 +1833,11 @@
     </w:p>
     <w:p>
       <w:pPr>
-        <w:pStyle w:val="Compact"/>
-        <w:numPr>
-          <w:ilvl w:val="0"/>
-          <w:numId w:val="1032"/>
-        </w:numPr>
+        <w:numPr>
+          <w:ilvl w:val="0"/>
+          <w:numId w:val="1018"/>
+        </w:numPr>
+        <w:pStyle w:val="Compact"/>
       </w:pPr>
       <w:r>
         <w:t xml:space="preserve">JSON und JavaScript seien dasselbe</w:t>
@@ -1845,18 +1845,18 @@
     </w:p>
     <w:p>
       <w:pPr>
-        <w:pStyle w:val="Compact"/>
-        <w:numPr>
-          <w:ilvl w:val="0"/>
-          <w:numId w:val="1032"/>
-        </w:numPr>
+        <w:numPr>
+          <w:ilvl w:val="0"/>
+          <w:numId w:val="1018"/>
+        </w:numPr>
+        <w:pStyle w:val="Compact"/>
       </w:pPr>
       <w:r>
         <w:t xml:space="preserve">ein Diagramm beweise automatisch einen Zusammenhang</w:t>
       </w:r>
     </w:p>
-    <w:bookmarkEnd w:id="45"/>
-    <w:bookmarkStart w:id="46" w:name="methodische-hinweise"/>
+    <w:bookmarkEnd w:id="56"/>
+    <w:bookmarkStart w:id="57" w:name="methodische-hinweise"/>
     <w:p>
       <w:pPr>
         <w:pStyle w:val="Heading2"/>
@@ -1873,8 +1873,8 @@
         <w:t xml:space="preserve">Die Dateien können sowohl in Einzelarbeit als auch in Partner- oder Gruppenarbeit eingesetzt werden. Für offene Aufgaben empfiehlt sich eine Ergebnissicherung mit kurzen Präsentationen oder einem gemeinsamen Kriterienraster.</w:t>
       </w:r>
     </w:p>
-    <w:bookmarkEnd w:id="46"/>
-    <w:bookmarkStart w:id="47" w:name="bewertung"/>
+    <w:bookmarkEnd w:id="57"/>
+    <w:bookmarkStart w:id="58" w:name="bewertung"/>
     <w:p>
       <w:pPr>
         <w:pStyle w:val="Heading2"/>
@@ -1893,11 +1893,11 @@
     </w:p>
     <w:p>
       <w:pPr>
-        <w:pStyle w:val="Compact"/>
-        <w:numPr>
-          <w:ilvl w:val="0"/>
-          <w:numId w:val="1033"/>
-        </w:numPr>
+        <w:numPr>
+          <w:ilvl w:val="0"/>
+          <w:numId w:val="1019"/>
+        </w:numPr>
+        <w:pStyle w:val="Compact"/>
       </w:pPr>
       <w:r>
         <w:t xml:space="preserve">fachlich richtige Auswertung</w:t>
@@ -1905,11 +1905,11 @@
     </w:p>
     <w:p>
       <w:pPr>
-        <w:pStyle w:val="Compact"/>
-        <w:numPr>
-          <w:ilvl w:val="0"/>
-          <w:numId w:val="1033"/>
-        </w:numPr>
+        <w:numPr>
+          <w:ilvl w:val="0"/>
+          <w:numId w:val="1019"/>
+        </w:numPr>
+        <w:pStyle w:val="Compact"/>
       </w:pPr>
       <w:r>
         <w:t xml:space="preserve">nachvollziehbare Arbeitsschritte</w:t>
@@ -1917,11 +1917,11 @@
     </w:p>
     <w:p>
       <w:pPr>
-        <w:pStyle w:val="Compact"/>
-        <w:numPr>
-          <w:ilvl w:val="0"/>
-          <w:numId w:val="1033"/>
-        </w:numPr>
+        <w:numPr>
+          <w:ilvl w:val="0"/>
+          <w:numId w:val="1019"/>
+        </w:numPr>
+        <w:pStyle w:val="Compact"/>
       </w:pPr>
       <w:r>
         <w:t xml:space="preserve">passende Auswahl von Diagrammen oder Abfragen</w:t>
@@ -1929,11 +1929,11 @@
     </w:p>
     <w:p>
       <w:pPr>
-        <w:pStyle w:val="Compact"/>
-        <w:numPr>
-          <w:ilvl w:val="0"/>
-          <w:numId w:val="1033"/>
-        </w:numPr>
+        <w:numPr>
+          <w:ilvl w:val="0"/>
+          <w:numId w:val="1019"/>
+        </w:numPr>
+        <w:pStyle w:val="Compact"/>
       </w:pPr>
       <w:r>
         <w:t xml:space="preserve">korrekte Interpretation der Ergebnisse</w:t>
@@ -1941,19 +1941,19 @@
     </w:p>
     <w:p>
       <w:pPr>
-        <w:pStyle w:val="Compact"/>
-        <w:numPr>
-          <w:ilvl w:val="0"/>
-          <w:numId w:val="1033"/>
-        </w:numPr>
+        <w:numPr>
+          <w:ilvl w:val="0"/>
+          <w:numId w:val="1019"/>
+        </w:numPr>
+        <w:pStyle w:val="Compact"/>
       </w:pPr>
       <w:r>
         <w:t xml:space="preserve">Beachtung von Datenschutz und Datenqualität</w:t>
       </w:r>
     </w:p>
-    <w:bookmarkEnd w:id="47"/>
-    <w:bookmarkEnd w:id="48"/>
-    <w:bookmarkStart w:id="57" w:name="datensatzbeschreibung"/>
+    <w:bookmarkEnd w:id="58"/>
+    <w:bookmarkEnd w:id="59"/>
+    <w:bookmarkStart w:id="68" w:name="datensatzbeschreibung"/>
     <w:p>
       <w:pPr>
         <w:pStyle w:val="Heading1"/>
@@ -1962,7 +1962,7 @@
         <w:t xml:space="preserve">Datensatzbeschreibung</w:t>
       </w:r>
     </w:p>
-    <w:bookmarkStart w:id="49" w:name="titel"/>
+    <w:bookmarkStart w:id="60" w:name="titel"/>
     <w:p>
       <w:pPr>
         <w:pStyle w:val="Heading2"/>
@@ -1979,8 +1979,8 @@
         <w:t xml:space="preserve">[Name des Datensatzes]</w:t>
       </w:r>
     </w:p>
-    <w:bookmarkEnd w:id="49"/>
-    <w:bookmarkStart w:id="50" w:name="kurzbeschreibung"/>
+    <w:bookmarkEnd w:id="60"/>
+    <w:bookmarkStart w:id="61" w:name="kurzbeschreibung"/>
     <w:p>
       <w:pPr>
         <w:pStyle w:val="Heading2"/>
@@ -1997,8 +1997,8 @@
         <w:t xml:space="preserve">[Zweck und Inhalt des Datensatzes]</w:t>
       </w:r>
     </w:p>
-    <w:bookmarkEnd w:id="50"/>
-    <w:bookmarkStart w:id="51" w:name="dateiformat"/>
+    <w:bookmarkEnd w:id="61"/>
+    <w:bookmarkStart w:id="62" w:name="dateiformat"/>
     <w:p>
       <w:pPr>
         <w:pStyle w:val="Heading2"/>
@@ -2015,8 +2015,8 @@
         <w:t xml:space="preserve">[CSV / XLSX / SQLite / JSON / JSONL]</w:t>
       </w:r>
     </w:p>
-    <w:bookmarkEnd w:id="51"/>
-    <w:bookmarkStart w:id="52" w:name="umfang"/>
+    <w:bookmarkEnd w:id="62"/>
+    <w:bookmarkStart w:id="63" w:name="umfang"/>
     <w:p>
       <w:pPr>
         <w:pStyle w:val="Heading2"/>
@@ -2027,11 +2027,11 @@
     </w:p>
     <w:p>
       <w:pPr>
-        <w:pStyle w:val="Compact"/>
-        <w:numPr>
-          <w:ilvl w:val="0"/>
-          <w:numId w:val="1034"/>
-        </w:numPr>
+        <w:numPr>
+          <w:ilvl w:val="0"/>
+          <w:numId w:val="1020"/>
+        </w:numPr>
+        <w:pStyle w:val="Compact"/>
       </w:pPr>
       <w:r>
         <w:t xml:space="preserve">Anzahl Datensätze:</w:t>
@@ -2039,11 +2039,11 @@
     </w:p>
     <w:p>
       <w:pPr>
-        <w:pStyle w:val="Compact"/>
-        <w:numPr>
-          <w:ilvl w:val="0"/>
-          <w:numId w:val="1034"/>
-        </w:numPr>
+        <w:numPr>
+          <w:ilvl w:val="0"/>
+          <w:numId w:val="1020"/>
+        </w:numPr>
+        <w:pStyle w:val="Compact"/>
       </w:pPr>
       <w:r>
         <w:t xml:space="preserve">Anzahl Merkmale:</w:t>
@@ -2051,18 +2051,18 @@
     </w:p>
     <w:p>
       <w:pPr>
-        <w:pStyle w:val="Compact"/>
-        <w:numPr>
-          <w:ilvl w:val="0"/>
-          <w:numId w:val="1034"/>
-        </w:numPr>
+        <w:numPr>
+          <w:ilvl w:val="0"/>
+          <w:numId w:val="1020"/>
+        </w:numPr>
+        <w:pStyle w:val="Compact"/>
       </w:pPr>
       <w:r>
         <w:t xml:space="preserve">Zeitraum:</w:t>
       </w:r>
     </w:p>
-    <w:bookmarkEnd w:id="52"/>
-    <w:bookmarkStart w:id="53" w:name="merkmale"/>
+    <w:bookmarkEnd w:id="63"/>
+    <w:bookmarkStart w:id="64" w:name="merkmale"/>
     <w:p>
       <w:pPr>
         <w:pStyle w:val="Heading2"/>
@@ -2076,6 +2076,7 @@
         <w:tblStyle w:val="Table"/>
         <w:tblW w:type="auto" w:w="0"/>
         <w:tblLook w:firstRow="1" w:lastRow="0" w:firstColumn="0" w:lastColumn="0" w:noHBand="0" w:noVBand="0" w:val="0020"/>
+        <w:jc w:val="start"/>
       </w:tblPr>
       <w:tblGrid>
         <w:gridCol w:w="1980"/>
@@ -2085,13 +2086,14 @@
       </w:tblGrid>
       <w:tr>
         <w:trPr>
-          <w:tblHeader w:val="on"/>
+          <w:tblHeader w:val="true"/>
         </w:trPr>
         <w:tc>
           <w:tcPr/>
           <w:p>
             <w:pPr>
               <w:pStyle w:val="Compact"/>
+              <w:jc w:val="left"/>
             </w:pPr>
             <w:r>
               <w:t xml:space="preserve">Merkmal</w:t>
@@ -2103,6 +2105,7 @@
           <w:p>
             <w:pPr>
               <w:pStyle w:val="Compact"/>
+              <w:jc w:val="left"/>
             </w:pPr>
             <w:r>
               <w:t xml:space="preserve">Datentyp</w:t>
@@ -2114,6 +2117,7 @@
           <w:p>
             <w:pPr>
               <w:pStyle w:val="Compact"/>
+              <w:jc w:val="left"/>
             </w:pPr>
             <w:r>
               <w:t xml:space="preserve">Einheit/Format</w:t>
@@ -2125,6 +2129,7 @@
           <w:p>
             <w:pPr>
               <w:pStyle w:val="Compact"/>
+              <w:jc w:val="left"/>
             </w:pPr>
             <w:r>
               <w:t xml:space="preserve">Bedeutung</w:t>
@@ -2167,8 +2172,8 @@
         </w:tc>
       </w:tr>
     </w:tbl>
-    <w:bookmarkEnd w:id="53"/>
-    <w:bookmarkStart w:id="54" w:name="datenqualität"/>
+    <w:bookmarkEnd w:id="64"/>
+    <w:bookmarkStart w:id="65" w:name="datenqualität"/>
     <w:p>
       <w:pPr>
         <w:pStyle w:val="Heading2"/>
@@ -2179,11 +2184,11 @@
     </w:p>
     <w:p>
       <w:pPr>
-        <w:pStyle w:val="Compact"/>
-        <w:numPr>
-          <w:ilvl w:val="0"/>
-          <w:numId w:val="1035"/>
-        </w:numPr>
+        <w:numPr>
+          <w:ilvl w:val="0"/>
+          <w:numId w:val="1021"/>
+        </w:numPr>
+        <w:pStyle w:val="Compact"/>
       </w:pPr>
       <w:r>
         <w:t xml:space="preserve">fehlende Werte:</w:t>
@@ -2191,11 +2196,11 @@
     </w:p>
     <w:p>
       <w:pPr>
-        <w:pStyle w:val="Compact"/>
-        <w:numPr>
-          <w:ilvl w:val="0"/>
-          <w:numId w:val="1035"/>
-        </w:numPr>
+        <w:numPr>
+          <w:ilvl w:val="0"/>
+          <w:numId w:val="1021"/>
+        </w:numPr>
+        <w:pStyle w:val="Compact"/>
       </w:pPr>
       <w:r>
         <w:t xml:space="preserve">absichtlich fehlerhafte Werte:</w:t>
@@ -2203,18 +2208,18 @@
     </w:p>
     <w:p>
       <w:pPr>
-        <w:pStyle w:val="Compact"/>
-        <w:numPr>
-          <w:ilvl w:val="0"/>
-          <w:numId w:val="1035"/>
-        </w:numPr>
+        <w:numPr>
+          <w:ilvl w:val="0"/>
+          <w:numId w:val="1021"/>
+        </w:numPr>
+        <w:pStyle w:val="Compact"/>
       </w:pPr>
       <w:r>
         <w:t xml:space="preserve">bekannte Einschränkungen:</w:t>
       </w:r>
     </w:p>
-    <w:bookmarkEnd w:id="54"/>
-    <w:bookmarkStart w:id="55" w:name="unterrichtseinsatz"/>
+    <w:bookmarkEnd w:id="65"/>
+    <w:bookmarkStart w:id="66" w:name="unterrichtseinsatz"/>
     <w:p>
       <w:pPr>
         <w:pStyle w:val="Heading2"/>
@@ -2225,11 +2230,11 @@
     </w:p>
     <w:p>
       <w:pPr>
-        <w:pStyle w:val="Compact"/>
-        <w:numPr>
-          <w:ilvl w:val="0"/>
-          <w:numId w:val="1036"/>
-        </w:numPr>
+        <w:numPr>
+          <w:ilvl w:val="0"/>
+          <w:numId w:val="1022"/>
+        </w:numPr>
+        <w:pStyle w:val="Compact"/>
       </w:pPr>
       <w:r>
         <w:t xml:space="preserve">Klassenstufe:</w:t>
@@ -2237,11 +2242,11 @@
     </w:p>
     <w:p>
       <w:pPr>
-        <w:pStyle w:val="Compact"/>
-        <w:numPr>
-          <w:ilvl w:val="0"/>
-          <w:numId w:val="1036"/>
-        </w:numPr>
+        <w:numPr>
+          <w:ilvl w:val="0"/>
+          <w:numId w:val="1022"/>
+        </w:numPr>
+        <w:pStyle w:val="Compact"/>
       </w:pPr>
       <w:r>
         <w:t xml:space="preserve">Lernziel:</w:t>
@@ -2249,11 +2254,11 @@
     </w:p>
     <w:p>
       <w:pPr>
-        <w:pStyle w:val="Compact"/>
-        <w:numPr>
-          <w:ilvl w:val="0"/>
-          <w:numId w:val="1036"/>
-        </w:numPr>
+        <w:numPr>
+          <w:ilvl w:val="0"/>
+          <w:numId w:val="1022"/>
+        </w:numPr>
+        <w:pStyle w:val="Compact"/>
       </w:pPr>
       <w:r>
         <w:t xml:space="preserve">empfohlene Software:</w:t>
@@ -2261,18 +2266,18 @@
     </w:p>
     <w:p>
       <w:pPr>
-        <w:pStyle w:val="Compact"/>
-        <w:numPr>
-          <w:ilvl w:val="0"/>
-          <w:numId w:val="1036"/>
-        </w:numPr>
+        <w:numPr>
+          <w:ilvl w:val="0"/>
+          <w:numId w:val="1022"/>
+        </w:numPr>
+        <w:pStyle w:val="Compact"/>
       </w:pPr>
       <w:r>
         <w:t xml:space="preserve">mögliche Aufgaben:</w:t>
       </w:r>
     </w:p>
-    <w:bookmarkEnd w:id="55"/>
-    <w:bookmarkStart w:id="56" w:name="datenschutz-und-lizenz"/>
+    <w:bookmarkEnd w:id="66"/>
+    <w:bookmarkStart w:id="67" w:name="datenschutz-und-lizenz"/>
     <w:p>
       <w:pPr>
         <w:pStyle w:val="Heading2"/>
@@ -2289,13 +2294,9 @@
         <w:t xml:space="preserve">[Hinweise zu fiktiven oder anonymisierten Daten sowie zur Lizenz]</w:t>
       </w:r>
     </w:p>
-    <w:bookmarkEnd w:id="56"/>
-    <w:bookmarkEnd w:id="57"/>
-    <w:sectPr>
-      <w:footnotePr>
-        <w:numRestart w:val="eachSect"/>
-      </w:footnotePr>
-    </w:sectPr>
+    <w:bookmarkEnd w:id="67"/>
+    <w:bookmarkEnd w:id="68"/>
+    <w:sectPr/>
   </w:body>
 </w:document>
 </file>
@@ -2326,14 +2327,14 @@
 <file path=word/numbering.xml><?xml version="1.0" encoding="utf-8"?>
 <w:numbering xmlns:w="http://schemas.openxmlformats.org/wordprocessingml/2006/main">
   <w:abstractNum w:abstractNumId="990">
-    <w:nsid w:val="0000A990"/>
+    <w:nsid w:val="A990"/>
     <w:multiLevelType w:val="multilevel"/>
     <w:lvl w:ilvl="0">
       <w:numFmt w:val="bullet"/>
       <w:lvlText w:val=" "/>
       <w:lvlJc w:val="left"/>
       <w:pPr>
-        <w:ind w:left="720" w:hanging="360"/>
+        <w:ind w:left="720" w:hanging="480"/>
       </w:pPr>
     </w:lvl>
     <w:lvl w:ilvl="1">
@@ -2341,7 +2342,7 @@
       <w:lvlText w:val=" "/>
       <w:lvlJc w:val="left"/>
       <w:pPr>
-        <w:ind w:left="1440" w:hanging="360"/>
+        <w:ind w:left="1440" w:hanging="480"/>
       </w:pPr>
     </w:lvl>
     <w:lvl w:ilvl="2">
@@ -2349,7 +2350,7 @@
       <w:lvlText w:val=" "/>
       <w:lvlJc w:val="left"/>
       <w:pPr>
-        <w:ind w:left="2160" w:hanging="360"/>
+        <w:ind w:left="2160" w:hanging="480"/>
       </w:pPr>
     </w:lvl>
     <w:lvl w:ilvl="3">
@@ -2357,7 +2358,7 @@
       <w:lvlText w:val=" "/>
       <w:lvlJc w:val="left"/>
       <w:pPr>
-        <w:ind w:left="2880" w:hanging="360"/>
+        <w:ind w:left="2880" w:hanging="480"/>
       </w:pPr>
     </w:lvl>
     <w:lvl w:ilvl="4">
@@ -2365,7 +2366,7 @@
       <w:lvlText w:val=" "/>
       <w:lvlJc w:val="left"/>
       <w:pPr>
-        <w:ind w:left="3600" w:hanging="360"/>
+        <w:ind w:left="3600" w:hanging="480"/>
       </w:pPr>
     </w:lvl>
     <w:lvl w:ilvl="5">
@@ -2373,7 +2374,7 @@
       <w:lvlText w:val=" "/>
       <w:lvlJc w:val="left"/>
       <w:pPr>
-        <w:ind w:left="4320" w:hanging="360"/>
+        <w:ind w:left="4320" w:hanging="480"/>
       </w:pPr>
     </w:lvl>
     <w:lvl w:ilvl="6">
@@ -2381,7 +2382,7 @@
       <w:lvlText w:val=" "/>
       <w:lvlJc w:val="left"/>
       <w:pPr>
-        <w:ind w:left="5040" w:hanging="360"/>
+        <w:ind w:left="5040" w:hanging="480"/>
       </w:pPr>
     </w:lvl>
     <w:lvl w:ilvl="7">
@@ -2389,7 +2390,7 @@
       <w:lvlText w:val=" "/>
       <w:lvlJc w:val="left"/>
       <w:pPr>
-        <w:ind w:left="5760" w:hanging="360"/>
+        <w:ind w:left="5760" w:hanging="480"/>
       </w:pPr>
     </w:lvl>
     <w:lvl w:ilvl="8">
@@ -2397,12 +2398,12 @@
       <w:lvlText w:val=" "/>
       <w:lvlJc w:val="left"/>
       <w:pPr>
-        <w:ind w:left="6480" w:hanging="360"/>
+        <w:ind w:left="6480" w:hanging="480"/>
       </w:pPr>
     </w:lvl>
   </w:abstractNum>
   <w:abstractNum w:abstractNumId="99411">
-    <w:nsid w:val="00A99411"/>
+    <w:nsid w:val="A99411"/>
     <w:multiLevelType w:val="multilevel"/>
     <w:lvl w:ilvl="0">
       <w:start w:val="1"/>
@@ -2410,7 +2411,7 @@
       <w:lvlText w:val="%1."/>
       <w:lvlJc w:val="left"/>
       <w:pPr>
-        <w:ind w:left="720" w:hanging="360"/>
+        <w:ind w:left="720" w:hanging="480"/>
       </w:pPr>
     </w:lvl>
     <w:lvl w:ilvl="1">
@@ -2419,7 +2420,7 @@
       <w:lvlText w:val="%2."/>
       <w:lvlJc w:val="left"/>
       <w:pPr>
-        <w:ind w:left="1440" w:hanging="360"/>
+        <w:ind w:left="1440" w:hanging="480"/>
       </w:pPr>
     </w:lvl>
     <w:lvl w:ilvl="2">
@@ -2428,7 +2429,7 @@
       <w:lvlText w:val="%3."/>
       <w:lvlJc w:val="left"/>
       <w:pPr>
-        <w:ind w:left="2160" w:hanging="360"/>
+        <w:ind w:left="2160" w:hanging="480"/>
       </w:pPr>
     </w:lvl>
     <w:lvl w:ilvl="3">
@@ -2437,7 +2438,7 @@
       <w:lvlText w:val="%4."/>
       <w:lvlJc w:val="left"/>
       <w:pPr>
-        <w:ind w:left="2880" w:hanging="360"/>
+        <w:ind w:left="2880" w:hanging="480"/>
       </w:pPr>
     </w:lvl>
     <w:lvl w:ilvl="4">
@@ -2446,7 +2447,7 @@
       <w:lvlText w:val="%5."/>
       <w:lvlJc w:val="left"/>
       <w:pPr>
-        <w:ind w:left="3600" w:hanging="360"/>
+        <w:ind w:left="3600" w:hanging="480"/>
       </w:pPr>
     </w:lvl>
     <w:lvl w:ilvl="5">
@@ -2455,7 +2456,7 @@
       <w:lvlText w:val="%6."/>
       <w:lvlJc w:val="left"/>
       <w:pPr>
-        <w:ind w:left="4320" w:hanging="360"/>
+        <w:ind w:left="4320" w:hanging="480"/>
       </w:pPr>
     </w:lvl>
     <w:lvl w:ilvl="6">
@@ -2464,7 +2465,7 @@
       <w:lvlText w:val="%7."/>
       <w:lvlJc w:val="left"/>
       <w:pPr>
-        <w:ind w:left="5040" w:hanging="360"/>
+        <w:ind w:left="5040" w:hanging="480"/>
       </w:pPr>
     </w:lvl>
     <w:lvl w:ilvl="7">
@@ -2473,7 +2474,7 @@
       <w:lvlText w:val="%8."/>
       <w:lvlJc w:val="left"/>
       <w:pPr>
-        <w:ind w:left="5760" w:hanging="360"/>
+        <w:ind w:left="5760" w:hanging="480"/>
       </w:pPr>
     </w:lvl>
     <w:lvl w:ilvl="8">
@@ -2482,186 +2483,83 @@
       <w:lvlText w:val="%9."/>
       <w:lvlJc w:val="left"/>
       <w:pPr>
-        <w:ind w:left="6480" w:hanging="360"/>
+        <w:ind w:left="6480" w:hanging="480"/>
       </w:pPr>
     </w:lvl>
   </w:abstractNum>
   <w:abstractNum w:abstractNumId="991">
-    <w:nsid w:val="0000A991"/>
+    <w:nsid w:val="A991"/>
     <w:multiLevelType w:val="multilevel"/>
     <w:lvl w:ilvl="0">
       <w:numFmt w:val="bullet"/>
-      <w:lvlText w:val=""/>
+      <w:lvlText w:val="•"/>
       <w:lvlJc w:val="left"/>
       <w:pPr>
-        <w:ind w:left="720" w:hanging="360"/>
-      </w:pPr>
-      <w:rPr>
-        <w:rFonts w:ascii="Symbol" w:hAnsi="Symbol" w:cs="Symbol" w:hint="default"/>
-      </w:rPr>
+        <w:ind w:left="720" w:hanging="480"/>
+      </w:pPr>
     </w:lvl>
     <w:lvl w:ilvl="1">
       <w:numFmt w:val="bullet"/>
-      <w:lvlText w:val="o"/>
+      <w:lvlText w:val="–"/>
       <w:lvlJc w:val="left"/>
       <w:pPr>
-        <w:ind w:left="1440" w:hanging="360"/>
-      </w:pPr>
-      <w:rPr>
-        <w:rFonts w:ascii="Courier New" w:hAnsi="Courier New" w:cs="Courier New" w:hint="default"/>
-      </w:rPr>
+        <w:ind w:left="1440" w:hanging="480"/>
+      </w:pPr>
     </w:lvl>
     <w:lvl w:ilvl="2">
       <w:numFmt w:val="bullet"/>
-      <w:lvlText w:val=""/>
+      <w:lvlText w:val="•"/>
       <w:lvlJc w:val="left"/>
       <w:pPr>
-        <w:ind w:left="2160" w:hanging="360"/>
-      </w:pPr>
-      <w:rPr>
-        <w:rFonts w:ascii="Wingdings" w:hAnsi="Wingdings" w:cs="Wingdings" w:hint="default"/>
-      </w:rPr>
+        <w:ind w:left="2160" w:hanging="480"/>
+      </w:pPr>
     </w:lvl>
     <w:lvl w:ilvl="3">
       <w:numFmt w:val="bullet"/>
-      <w:lvlText w:val=""/>
+      <w:lvlText w:val="–"/>
       <w:lvlJc w:val="left"/>
       <w:pPr>
-        <w:ind w:left="2880" w:hanging="360"/>
-      </w:pPr>
-      <w:rPr>
-        <w:rFonts w:ascii="Symbol" w:hAnsi="Symbol" w:cs="Symbol" w:hint="default"/>
-      </w:rPr>
+        <w:ind w:left="2880" w:hanging="480"/>
+      </w:pPr>
     </w:lvl>
     <w:lvl w:ilvl="4">
       <w:numFmt w:val="bullet"/>
-      <w:lvlText w:val="o"/>
+      <w:lvlText w:val="•"/>
       <w:lvlJc w:val="left"/>
       <w:pPr>
-        <w:ind w:left="3600" w:hanging="360"/>
-      </w:pPr>
-      <w:rPr>
-        <w:rFonts w:ascii="Courier New" w:hAnsi="Courier New" w:cs="Courier New" w:hint="default"/>
-      </w:rPr>
+        <w:ind w:left="3600" w:hanging="480"/>
+      </w:pPr>
     </w:lvl>
     <w:lvl w:ilvl="5">
       <w:numFmt w:val="bullet"/>
-      <w:lvlText w:val=""/>
+      <w:lvlText w:val="–"/>
       <w:lvlJc w:val="left"/>
       <w:pPr>
-        <w:ind w:left="4320" w:hanging="360"/>
-      </w:pPr>
-      <w:rPr>
-        <w:rFonts w:ascii="Wingdings" w:hAnsi="Wingdings" w:cs="Wingdings" w:hint="default"/>
-      </w:rPr>
+        <w:ind w:left="4320" w:hanging="480"/>
+      </w:pPr>
     </w:lvl>
     <w:lvl w:ilvl="6">
       <w:numFmt w:val="bullet"/>
-      <w:lvlText w:val=""/>
+      <w:lvlText w:val="•"/>
       <w:lvlJc w:val="left"/>
       <w:pPr>
-        <w:ind w:left="5040" w:hanging="360"/>
-      </w:pPr>
-      <w:rPr>
-        <w:rFonts w:ascii="Symbol" w:hAnsi="Symbol" w:cs="Symbol" w:hint="default"/>
-      </w:rPr>
+        <w:ind w:left="5040" w:hanging="480"/>
+      </w:pPr>
     </w:lvl>
     <w:lvl w:ilvl="7">
       <w:numFmt w:val="bullet"/>
-      <w:lvlText w:val="o"/>
+      <w:lvlText w:val="–"/>
       <w:lvlJc w:val="left"/>
       <w:pPr>
-        <w:ind w:left="5760" w:hanging="360"/>
-      </w:pPr>
-      <w:rPr>
-        <w:rFonts w:ascii="Courier New" w:hAnsi="Courier New" w:cs="Courier New" w:hint="default"/>
-      </w:rPr>
+        <w:ind w:left="5760" w:hanging="480"/>
+      </w:pPr>
     </w:lvl>
     <w:lvl w:ilvl="8">
       <w:numFmt w:val="bullet"/>
-      <w:lvlText w:val=""/>
+      <w:lvlText w:val="•"/>
       <w:lvlJc w:val="left"/>
       <w:pPr>
-        <w:ind w:left="6480" w:hanging="360"/>
-      </w:pPr>
-      <w:rPr>
-        <w:rFonts w:ascii="Wingdings" w:hAnsi="Wingdings" w:cs="Wingdings" w:hint="default"/>
-      </w:rPr>
-    </w:lvl>
-  </w:abstractNum>
-  <w:abstractNum w:abstractNumId="992">
-    <w:nsid w:val="0000A992"/>
-    <w:multiLevelType w:val="multilevel"/>
-    <w:lvl w:ilvl="0">
-      <w:numFmt w:val="bullet"/>
-      <w:lvlText w:val="☐"/>
-      <w:lvlJc w:val="left"/>
-      <w:pPr>
-        <w:ind w:left="720" w:hanging="360"/>
-      </w:pPr>
-    </w:lvl>
-    <w:lvl w:ilvl="1">
-      <w:numFmt w:val="bullet"/>
-      <w:lvlText w:val="☐"/>
-      <w:lvlJc w:val="left"/>
-      <w:pPr>
-        <w:ind w:left="1440" w:hanging="360"/>
-      </w:pPr>
-    </w:lvl>
-    <w:lvl w:ilvl="2">
-      <w:numFmt w:val="bullet"/>
-      <w:lvlText w:val="☐"/>
-      <w:lvlJc w:val="left"/>
-      <w:pPr>
-        <w:ind w:left="2160" w:hanging="360"/>
-      </w:pPr>
-    </w:lvl>
-    <w:lvl w:ilvl="3">
-      <w:numFmt w:val="bullet"/>
-      <w:lvlText w:val="☐"/>
-      <w:lvlJc w:val="left"/>
-      <w:pPr>
-        <w:ind w:left="2880" w:hanging="360"/>
-      </w:pPr>
-    </w:lvl>
-    <w:lvl w:ilvl="4">
-      <w:numFmt w:val="bullet"/>
-      <w:lvlText w:val="☐"/>
-      <w:lvlJc w:val="left"/>
-      <w:pPr>
-        <w:ind w:left="3600" w:hanging="360"/>
-      </w:pPr>
-    </w:lvl>
-    <w:lvl w:ilvl="5">
-      <w:numFmt w:val="bullet"/>
-      <w:lvlText w:val="☐"/>
-      <w:lvlJc w:val="left"/>
-      <w:pPr>
-        <w:ind w:left="4320" w:hanging="360"/>
-      </w:pPr>
-    </w:lvl>
-    <w:lvl w:ilvl="6">
-      <w:numFmt w:val="bullet"/>
-      <w:lvlText w:val="☐"/>
-      <w:lvlJc w:val="left"/>
-      <w:pPr>
-        <w:ind w:left="5040" w:hanging="360"/>
-      </w:pPr>
-    </w:lvl>
-    <w:lvl w:ilvl="7">
-      <w:numFmt w:val="bullet"/>
-      <w:lvlText w:val="☐"/>
-      <w:lvlJc w:val="left"/>
-      <w:pPr>
-        <w:ind w:left="5760" w:hanging="360"/>
-      </w:pPr>
-    </w:lvl>
-    <w:lvl w:ilvl="8">
-      <w:numFmt w:val="bullet"/>
-      <w:lvlText w:val="☐"/>
-      <w:lvlJc w:val="left"/>
-      <w:pPr>
-        <w:ind w:left="6480" w:hanging="360"/>
+        <w:ind w:left="6480" w:hanging="480"/>
       </w:pPr>
     </w:lvl>
   </w:abstractNum>
@@ -2714,201 +2612,159 @@
     <w:abstractNumId w:val="991"/>
   </w:num>
   <w:num w:numId="1007">
-    <w:abstractNumId w:val="992"/>
+    <w:abstractNumId w:val="991"/>
   </w:num>
   <w:num w:numId="1008">
-    <w:abstractNumId w:val="992"/>
+    <w:abstractNumId w:val="991"/>
   </w:num>
   <w:num w:numId="1009">
-    <w:abstractNumId w:val="992"/>
+    <w:abstractNumId w:val="991"/>
   </w:num>
   <w:num w:numId="1010">
-    <w:abstractNumId w:val="992"/>
+    <w:abstractNumId w:val="99411"/>
+    <w:lvlOverride w:ilvl="0">
+      <w:startOverride w:val="1"/>
+    </w:lvlOverride>
+    <w:lvlOverride w:ilvl="1">
+      <w:startOverride w:val="1"/>
+    </w:lvlOverride>
+    <w:lvlOverride w:ilvl="2">
+      <w:startOverride w:val="1"/>
+    </w:lvlOverride>
+    <w:lvlOverride w:ilvl="3">
+      <w:startOverride w:val="1"/>
+    </w:lvlOverride>
+    <w:lvlOverride w:ilvl="4">
+      <w:startOverride w:val="1"/>
+    </w:lvlOverride>
+    <w:lvlOverride w:ilvl="5">
+      <w:startOverride w:val="1"/>
+    </w:lvlOverride>
+    <w:lvlOverride w:ilvl="6">
+      <w:startOverride w:val="1"/>
+    </w:lvlOverride>
+    <w:lvlOverride w:ilvl="7">
+      <w:startOverride w:val="1"/>
+    </w:lvlOverride>
+    <w:lvlOverride w:ilvl="8">
+      <w:startOverride w:val="1"/>
+    </w:lvlOverride>
   </w:num>
   <w:num w:numId="1011">
-    <w:abstractNumId w:val="992"/>
+    <w:abstractNumId w:val="99411"/>
+    <w:lvlOverride w:ilvl="0">
+      <w:startOverride w:val="1"/>
+    </w:lvlOverride>
+    <w:lvlOverride w:ilvl="1">
+      <w:startOverride w:val="1"/>
+    </w:lvlOverride>
+    <w:lvlOverride w:ilvl="2">
+      <w:startOverride w:val="1"/>
+    </w:lvlOverride>
+    <w:lvlOverride w:ilvl="3">
+      <w:startOverride w:val="1"/>
+    </w:lvlOverride>
+    <w:lvlOverride w:ilvl="4">
+      <w:startOverride w:val="1"/>
+    </w:lvlOverride>
+    <w:lvlOverride w:ilvl="5">
+      <w:startOverride w:val="1"/>
+    </w:lvlOverride>
+    <w:lvlOverride w:ilvl="6">
+      <w:startOverride w:val="1"/>
+    </w:lvlOverride>
+    <w:lvlOverride w:ilvl="7">
+      <w:startOverride w:val="1"/>
+    </w:lvlOverride>
+    <w:lvlOverride w:ilvl="8">
+      <w:startOverride w:val="1"/>
+    </w:lvlOverride>
   </w:num>
   <w:num w:numId="1012">
-    <w:abstractNumId w:val="992"/>
+    <w:abstractNumId w:val="99411"/>
+    <w:lvlOverride w:ilvl="0">
+      <w:startOverride w:val="1"/>
+    </w:lvlOverride>
+    <w:lvlOverride w:ilvl="1">
+      <w:startOverride w:val="1"/>
+    </w:lvlOverride>
+    <w:lvlOverride w:ilvl="2">
+      <w:startOverride w:val="1"/>
+    </w:lvlOverride>
+    <w:lvlOverride w:ilvl="3">
+      <w:startOverride w:val="1"/>
+    </w:lvlOverride>
+    <w:lvlOverride w:ilvl="4">
+      <w:startOverride w:val="1"/>
+    </w:lvlOverride>
+    <w:lvlOverride w:ilvl="5">
+      <w:startOverride w:val="1"/>
+    </w:lvlOverride>
+    <w:lvlOverride w:ilvl="6">
+      <w:startOverride w:val="1"/>
+    </w:lvlOverride>
+    <w:lvlOverride w:ilvl="7">
+      <w:startOverride w:val="1"/>
+    </w:lvlOverride>
+    <w:lvlOverride w:ilvl="8">
+      <w:startOverride w:val="1"/>
+    </w:lvlOverride>
   </w:num>
   <w:num w:numId="1013">
-    <w:abstractNumId w:val="992"/>
+    <w:abstractNumId w:val="99411"/>
+    <w:lvlOverride w:ilvl="0">
+      <w:startOverride w:val="1"/>
+    </w:lvlOverride>
+    <w:lvlOverride w:ilvl="1">
+      <w:startOverride w:val="1"/>
+    </w:lvlOverride>
+    <w:lvlOverride w:ilvl="2">
+      <w:startOverride w:val="1"/>
+    </w:lvlOverride>
+    <w:lvlOverride w:ilvl="3">
+      <w:startOverride w:val="1"/>
+    </w:lvlOverride>
+    <w:lvlOverride w:ilvl="4">
+      <w:startOverride w:val="1"/>
+    </w:lvlOverride>
+    <w:lvlOverride w:ilvl="5">
+      <w:startOverride w:val="1"/>
+    </w:lvlOverride>
+    <w:lvlOverride w:ilvl="6">
+      <w:startOverride w:val="1"/>
+    </w:lvlOverride>
+    <w:lvlOverride w:ilvl="7">
+      <w:startOverride w:val="1"/>
+    </w:lvlOverride>
+    <w:lvlOverride w:ilvl="8">
+      <w:startOverride w:val="1"/>
+    </w:lvlOverride>
   </w:num>
   <w:num w:numId="1014">
-    <w:abstractNumId w:val="992"/>
+    <w:abstractNumId w:val="991"/>
   </w:num>
   <w:num w:numId="1015">
-    <w:abstractNumId w:val="992"/>
+    <w:abstractNumId w:val="991"/>
   </w:num>
   <w:num w:numId="1016">
-    <w:abstractNumId w:val="992"/>
+    <w:abstractNumId w:val="991"/>
   </w:num>
   <w:num w:numId="1017">
-    <w:abstractNumId w:val="992"/>
+    <w:abstractNumId w:val="991"/>
   </w:num>
   <w:num w:numId="1018">
-    <w:abstractNumId w:val="992"/>
+    <w:abstractNumId w:val="991"/>
   </w:num>
   <w:num w:numId="1019">
-    <w:abstractNumId w:val="992"/>
+    <w:abstractNumId w:val="991"/>
   </w:num>
   <w:num w:numId="1020">
-    <w:abstractNumId w:val="992"/>
+    <w:abstractNumId w:val="991"/>
   </w:num>
   <w:num w:numId="1021">
-    <w:abstractNumId w:val="992"/>
+    <w:abstractNumId w:val="991"/>
   </w:num>
   <w:num w:numId="1022">
-    <w:abstractNumId w:val="992"/>
-  </w:num>
-  <w:num w:numId="1023">
-    <w:abstractNumId w:val="992"/>
-  </w:num>
-  <w:num w:numId="1024">
-    <w:abstractNumId w:val="99411"/>
-    <w:lvlOverride w:ilvl="0">
-      <w:startOverride w:val="1"/>
-    </w:lvlOverride>
-    <w:lvlOverride w:ilvl="1">
-      <w:startOverride w:val="1"/>
-    </w:lvlOverride>
-    <w:lvlOverride w:ilvl="2">
-      <w:startOverride w:val="1"/>
-    </w:lvlOverride>
-    <w:lvlOverride w:ilvl="3">
-      <w:startOverride w:val="1"/>
-    </w:lvlOverride>
-    <w:lvlOverride w:ilvl="4">
-      <w:startOverride w:val="1"/>
-    </w:lvlOverride>
-    <w:lvlOverride w:ilvl="5">
-      <w:startOverride w:val="1"/>
-    </w:lvlOverride>
-    <w:lvlOverride w:ilvl="6">
-      <w:startOverride w:val="1"/>
-    </w:lvlOverride>
-    <w:lvlOverride w:ilvl="7">
-      <w:startOverride w:val="1"/>
-    </w:lvlOverride>
-    <w:lvlOverride w:ilvl="8">
-      <w:startOverride w:val="1"/>
-    </w:lvlOverride>
-  </w:num>
-  <w:num w:numId="1025">
-    <w:abstractNumId w:val="99411"/>
-    <w:lvlOverride w:ilvl="0">
-      <w:startOverride w:val="1"/>
-    </w:lvlOverride>
-    <w:lvlOverride w:ilvl="1">
-      <w:startOverride w:val="1"/>
-    </w:lvlOverride>
-    <w:lvlOverride w:ilvl="2">
-      <w:startOverride w:val="1"/>
-    </w:lvlOverride>
-    <w:lvlOverride w:ilvl="3">
-      <w:startOverride w:val="1"/>
-    </w:lvlOverride>
-    <w:lvlOverride w:ilvl="4">
-      <w:startOverride w:val="1"/>
-    </w:lvlOverride>
-    <w:lvlOverride w:ilvl="5">
-      <w:startOverride w:val="1"/>
-    </w:lvlOverride>
-    <w:lvlOverride w:ilvl="6">
-      <w:startOverride w:val="1"/>
-    </w:lvlOverride>
-    <w:lvlOverride w:ilvl="7">
-      <w:startOverride w:val="1"/>
-    </w:lvlOverride>
-    <w:lvlOverride w:ilvl="8">
-      <w:startOverride w:val="1"/>
-    </w:lvlOverride>
-  </w:num>
-  <w:num w:numId="1026">
-    <w:abstractNumId w:val="99411"/>
-    <w:lvlOverride w:ilvl="0">
-      <w:startOverride w:val="1"/>
-    </w:lvlOverride>
-    <w:lvlOverride w:ilvl="1">
-      <w:startOverride w:val="1"/>
-    </w:lvlOverride>
-    <w:lvlOverride w:ilvl="2">
-      <w:startOverride w:val="1"/>
-    </w:lvlOverride>
-    <w:lvlOverride w:ilvl="3">
-      <w:startOverride w:val="1"/>
-    </w:lvlOverride>
-    <w:lvlOverride w:ilvl="4">
-      <w:startOverride w:val="1"/>
-    </w:lvlOverride>
-    <w:lvlOverride w:ilvl="5">
-      <w:startOverride w:val="1"/>
-    </w:lvlOverride>
-    <w:lvlOverride w:ilvl="6">
-      <w:startOverride w:val="1"/>
-    </w:lvlOverride>
-    <w:lvlOverride w:ilvl="7">
-      <w:startOverride w:val="1"/>
-    </w:lvlOverride>
-    <w:lvlOverride w:ilvl="8">
-      <w:startOverride w:val="1"/>
-    </w:lvlOverride>
-  </w:num>
-  <w:num w:numId="1027">
-    <w:abstractNumId w:val="99411"/>
-    <w:lvlOverride w:ilvl="0">
-      <w:startOverride w:val="1"/>
-    </w:lvlOverride>
-    <w:lvlOverride w:ilvl="1">
-      <w:startOverride w:val="1"/>
-    </w:lvlOverride>
-    <w:lvlOverride w:ilvl="2">
-      <w:startOverride w:val="1"/>
-    </w:lvlOverride>
-    <w:lvlOverride w:ilvl="3">
-      <w:startOverride w:val="1"/>
-    </w:lvlOverride>
-    <w:lvlOverride w:ilvl="4">
-      <w:startOverride w:val="1"/>
-    </w:lvlOverride>
-    <w:lvlOverride w:ilvl="5">
-      <w:startOverride w:val="1"/>
-    </w:lvlOverride>
-    <w:lvlOverride w:ilvl="6">
-      <w:startOverride w:val="1"/>
-    </w:lvlOverride>
-    <w:lvlOverride w:ilvl="7">
-      <w:startOverride w:val="1"/>
-    </w:lvlOverride>
-    <w:lvlOverride w:ilvl="8">
-      <w:startOverride w:val="1"/>
-    </w:lvlOverride>
-  </w:num>
-  <w:num w:numId="1028">
-    <w:abstractNumId w:val="991"/>
-  </w:num>
-  <w:num w:numId="1029">
-    <w:abstractNumId w:val="991"/>
-  </w:num>
-  <w:num w:numId="1030">
-    <w:abstractNumId w:val="991"/>
-  </w:num>
-  <w:num w:numId="1031">
-    <w:abstractNumId w:val="991"/>
-  </w:num>
-  <w:num w:numId="1032">
-    <w:abstractNumId w:val="991"/>
-  </w:num>
-  <w:num w:numId="1033">
-    <w:abstractNumId w:val="991"/>
-  </w:num>
-  <w:num w:numId="1034">
-    <w:abstractNumId w:val="991"/>
-  </w:num>
-  <w:num w:numId="1035">
-    <w:abstractNumId w:val="991"/>
-  </w:num>
-  <w:num w:numId="1036">
     <w:abstractNumId w:val="991"/>
   </w:num>
 </w:numbering>
@@ -2919,10 +2775,10 @@
   <w:docDefaults>
     <w:rPrDefault>
       <w:rPr>
-        <w:rFonts w:asciiTheme="minorHAnsi" w:cstheme="minorBidi" w:eastAsiaTheme="minorEastAsia" w:hAnsiTheme="minorHAnsi"/>
+        <w:rFonts w:asciiTheme="minorHAnsi" w:cstheme="minorBidi" w:eastAsiaTheme="minorHAnsi" w:hAnsiTheme="minorHAnsi"/>
         <w:sz w:val="24"/>
         <w:szCs w:val="24"/>
-        <w:lang w:bidi="ar-SA" w:eastAsia="zh-CN" w:val="de-DE"/>
+        <w:lang w:bidi="ar-SA" w:eastAsia="en-US" w:val="de-DE"/>
       </w:rPr>
     </w:rPrDefault>
     <w:pPrDefault>
@@ -2940,10 +2796,10 @@
     <w:name w:val="Body Text"/>
     <w:basedOn w:val="Normal"/>
     <w:link w:val="BodyTextChar"/>
-    <w:qFormat/>
     <w:pPr>
       <w:spacing w:after="180" w:before="180"/>
     </w:pPr>
+    <w:qFormat/>
   </w:style>
   <w:style w:customStyle="1" w:styleId="FirstParagraph" w:type="paragraph">
     <w:name w:val="First Paragraph"/>
@@ -2963,94 +2819,57 @@
     <w:name w:val="Title"/>
     <w:basedOn w:val="Normal"/>
     <w:next w:val="BodyText"/>
-    <w:link w:val="TitleChar"/>
-    <w:uiPriority w:val="10"/>
     <w:qFormat/>
-    <w:rsid w:val="00A10FD9"/>
     <w:pPr>
-      <w:spacing w:after="80" w:line="240" w:lineRule="auto"/>
-      <w:contextualSpacing/>
+      <w:keepNext/>
+      <w:keepLines/>
+      <w:spacing w:after="240" w:before="480"/>
       <w:jc w:val="center"/>
     </w:pPr>
     <w:rPr>
       <w:rFonts w:asciiTheme="majorHAnsi" w:cstheme="majorBidi" w:eastAsiaTheme="majorEastAsia" w:hAnsiTheme="majorHAnsi"/>
-      <w:sz w:val="56"/>
-      <w:szCs w:val="56"/>
-    </w:rPr>
-  </w:style>
-  <w:style w:customStyle="1" w:styleId="TitleChar" w:type="character">
-    <w:name w:val="Title Char"/>
-    <w:basedOn w:val="DefaultParagraphFont"/>
-    <w:link w:val="Title"/>
-    <w:uiPriority w:val="10"/>
-    <w:rsid w:val="00A10FD9"/>
-    <w:rPr>
-      <w:rFonts w:asciiTheme="majorHAnsi" w:cstheme="majorBidi" w:eastAsiaTheme="majorEastAsia" w:hAnsiTheme="majorHAnsi"/>
-      <w:sz w:val="56"/>
-      <w:szCs w:val="56"/>
+      <w:b/>
+      <w:bCs/>
+      <w:color w:themeColor="accent1" w:themeShade="B5" w:val="345A8A"/>
+      <w:sz w:val="36"/>
+      <w:szCs w:val="36"/>
     </w:rPr>
   </w:style>
   <w:style w:styleId="Subtitle" w:type="paragraph">
     <w:name w:val="Subtitle"/>
-    <w:basedOn w:val="Title"/>
-    <w:next w:val="BodyText"/>
-    <w:link w:val="SubtitleChar"/>
-    <w:uiPriority w:val="11"/>
-    <w:qFormat/>
-    <w:rsid w:val="00A10FD9"/>
-    <w:pPr>
-      <w:numPr>
-        <w:ilvl w:val="1"/>
-      </w:numPr>
-    </w:pPr>
-    <w:rPr>
-      <w:rFonts w:cstheme="majorBidi" w:eastAsiaTheme="majorEastAsia"/>
-      <w:spacing w:val="15"/>
-      <w:sz w:val="28"/>
-      <w:szCs w:val="28"/>
-    </w:rPr>
-  </w:style>
-  <w:style w:customStyle="1" w:styleId="SubtitleChar" w:type="character">
-    <w:name w:val="Subtitle Char"/>
-    <w:basedOn w:val="DefaultParagraphFont"/>
-    <w:link w:val="Subtitle"/>
-    <w:uiPriority w:val="11"/>
-    <w:rsid w:val="00A10FD9"/>
-    <w:rPr>
-      <w:rFonts w:cstheme="majorBidi" w:eastAsiaTheme="majorEastAsia"/>
-      <w:color w:themeColor="text1" w:themeTint="A6" w:val="595959"/>
-      <w:spacing w:val="15"/>
-      <w:sz w:val="28"/>
-      <w:szCs w:val="28"/>
-    </w:rPr>
-  </w:style>
-  <w:style w:customStyle="1" w:styleId="Author" w:type="paragraph">
-    <w:name w:val="Author"/>
     <w:basedOn w:val="Title"/>
     <w:next w:val="BodyText"/>
     <w:qFormat/>
     <w:pPr>
       <w:keepNext/>
       <w:keepLines/>
+      <w:spacing w:after="240" w:before="240"/>
+      <w:jc w:val="center"/>
     </w:pPr>
     <w:rPr>
-      <w:sz w:val="24"/>
-      <w:szCs w:val="24"/>
-    </w:rPr>
-  </w:style>
-  <w:style w:styleId="Date" w:type="paragraph">
-    <w:name w:val="Date"/>
-    <w:basedOn w:val="Title"/>
+      <w:sz w:val="30"/>
+      <w:szCs w:val="30"/>
+    </w:rPr>
+  </w:style>
+  <w:style w:customStyle="1" w:styleId="Author" w:type="paragraph">
+    <w:name w:val="Author"/>
     <w:next w:val="BodyText"/>
     <w:qFormat/>
     <w:pPr>
       <w:keepNext/>
       <w:keepLines/>
+      <w:jc w:val="center"/>
     </w:pPr>
-    <w:rPr>
-      <w:sz w:val="24"/>
-      <w:szCs w:val="24"/>
-    </w:rPr>
+  </w:style>
+  <w:style w:styleId="Date" w:type="paragraph">
+    <w:name w:val="Date"/>
+    <w:next w:val="BodyText"/>
+    <w:qFormat/>
+    <w:pPr>
+      <w:keepNext/>
+      <w:keepLines/>
+      <w:jc w:val="center"/>
+    </w:pPr>
   </w:style>
   <w:style w:customStyle="1" w:styleId="AbstractTitle" w:type="paragraph">
     <w:name w:val="Abstract Title"/>
@@ -3060,13 +2879,15 @@
     <w:pPr>
       <w:keepNext/>
       <w:keepLines/>
+      <w:jc w:val="center"/>
       <w:spacing w:after="0" w:before="300"/>
-      <w:jc w:val="center"/>
     </w:pPr>
     <w:rPr>
-      <w:b/>
       <w:sz w:val="20"/>
       <w:szCs w:val="20"/>
+      <w:b/>
+      <w:color w:val="345A8A"/>
+      &gt;
     </w:rPr>
   </w:style>
   <w:style w:customStyle="1" w:styleId="Abstract" w:type="paragraph">
@@ -3093,321 +2914,191 @@
     <w:rPr/>
   </w:style>
   <w:style w:styleId="Heading1" w:type="paragraph">
-    <w:name w:val="heading 1"/>
+    <w:name w:val="Heading 1"/>
     <w:basedOn w:val="Normal"/>
     <w:next w:val="BodyText"/>
-    <w:link w:val="Heading1Char"/>
     <w:uiPriority w:val="9"/>
     <w:qFormat/>
-    <w:rsid w:val="00A10FD9"/>
     <w:pPr>
       <w:keepNext/>
       <w:keepLines/>
-      <w:spacing w:after="80" w:before="360"/>
+      <w:spacing w:after="0" w:before="480"/>
       <w:outlineLvl w:val="0"/>
     </w:pPr>
     <w:rPr>
       <w:rFonts w:asciiTheme="majorHAnsi" w:cstheme="majorBidi" w:eastAsiaTheme="majorEastAsia" w:hAnsiTheme="majorHAnsi"/>
-      <w:color w:themeColor="accent1" w:themeShade="BF" w:val="0F4761"/>
-      <w:sz w:val="40"/>
-      <w:szCs w:val="40"/>
+      <w:b/>
+      <w:bCs/>
+      <w:color w:themeColor="accent1" w:val="4F81BD"/>
+      <w:sz w:val="32"/>
+      <w:szCs w:val="32"/>
     </w:rPr>
   </w:style>
   <w:style w:styleId="Heading2" w:type="paragraph">
-    <w:name w:val="heading 2"/>
+    <w:name w:val="Heading 2"/>
     <w:basedOn w:val="Normal"/>
     <w:next w:val="BodyText"/>
-    <w:link w:val="Heading2Char"/>
     <w:uiPriority w:val="9"/>
-    <w:semiHidden/>
     <w:unhideWhenUsed/>
     <w:qFormat/>
-    <w:rsid w:val="00A10FD9"/>
     <w:pPr>
       <w:keepNext/>
       <w:keepLines/>
-      <w:spacing w:after="80" w:before="160"/>
+      <w:spacing w:after="0" w:before="200"/>
       <w:outlineLvl w:val="1"/>
     </w:pPr>
     <w:rPr>
       <w:rFonts w:asciiTheme="majorHAnsi" w:cstheme="majorBidi" w:eastAsiaTheme="majorEastAsia" w:hAnsiTheme="majorHAnsi"/>
-      <w:color w:themeColor="accent1" w:themeShade="BF" w:val="0F4761"/>
-      <w:sz w:val="32"/>
-      <w:szCs w:val="32"/>
+      <w:b/>
+      <w:bCs/>
+      <w:color w:themeColor="accent1" w:val="4F81BD"/>
+      <w:sz w:val="28"/>
+      <w:szCs w:val="28"/>
     </w:rPr>
   </w:style>
   <w:style w:styleId="Heading3" w:type="paragraph">
-    <w:name w:val="heading 3"/>
+    <w:name w:val="Heading 3"/>
     <w:basedOn w:val="Normal"/>
     <w:next w:val="BodyText"/>
-    <w:link w:val="Heading3Char"/>
     <w:uiPriority w:val="9"/>
-    <w:semiHidden/>
     <w:unhideWhenUsed/>
     <w:qFormat/>
-    <w:rsid w:val="00A10FD9"/>
     <w:pPr>
       <w:keepNext/>
       <w:keepLines/>
-      <w:spacing w:after="80" w:before="160"/>
+      <w:spacing w:after="0" w:before="200"/>
       <w:outlineLvl w:val="2"/>
     </w:pPr>
     <w:rPr>
-      <w:rFonts w:cstheme="majorBidi" w:eastAsiaTheme="majorEastAsia"/>
-      <w:color w:themeColor="accent1" w:themeShade="BF" w:val="0F4761"/>
-      <w:sz w:val="28"/>
-      <w:szCs w:val="28"/>
+      <w:rFonts w:asciiTheme="majorHAnsi" w:cstheme="majorBidi" w:eastAsiaTheme="majorEastAsia" w:hAnsiTheme="majorHAnsi"/>
+      <w:b/>
+      <w:bCs/>
+      <w:color w:themeColor="accent1" w:val="4F81BD"/>
+      <w:sz w:val="24"/>
+      <w:szCs w:val="24"/>
     </w:rPr>
   </w:style>
   <w:style w:styleId="Heading4" w:type="paragraph">
-    <w:name w:val="heading 4"/>
+    <w:name w:val="Heading 4"/>
     <w:basedOn w:val="Normal"/>
     <w:next w:val="BodyText"/>
-    <w:link w:val="Heading4Char"/>
     <w:uiPriority w:val="9"/>
-    <w:semiHidden/>
     <w:unhideWhenUsed/>
     <w:qFormat/>
-    <w:rsid w:val="00A10FD9"/>
     <w:pPr>
       <w:keepNext/>
       <w:keepLines/>
-      <w:spacing w:after="40" w:before="80"/>
+      <w:spacing w:after="0" w:before="200"/>
       <w:outlineLvl w:val="3"/>
     </w:pPr>
     <w:rPr>
-      <w:rFonts w:cstheme="majorBidi" w:eastAsiaTheme="majorEastAsia"/>
+      <w:rFonts w:asciiTheme="majorHAnsi" w:cstheme="majorBidi" w:eastAsiaTheme="majorEastAsia" w:hAnsiTheme="majorHAnsi"/>
       <w:i/>
-      <w:iCs/>
-      <w:color w:themeColor="accent1" w:themeShade="BF" w:val="0F4761"/>
+      <w:bCs/>
+      <w:color w:themeColor="accent1" w:val="4F81BD"/>
+      <w:sz w:val="24"/>
+      <w:szCs w:val="24"/>
     </w:rPr>
   </w:style>
   <w:style w:styleId="Heading5" w:type="paragraph">
-    <w:name w:val="heading 5"/>
+    <w:name w:val="Heading 5"/>
     <w:basedOn w:val="Normal"/>
     <w:next w:val="BodyText"/>
-    <w:link w:val="Heading5Char"/>
     <w:uiPriority w:val="9"/>
-    <w:semiHidden/>
     <w:unhideWhenUsed/>
     <w:qFormat/>
-    <w:rsid w:val="00A10FD9"/>
     <w:pPr>
       <w:keepNext/>
       <w:keepLines/>
-      <w:spacing w:after="40" w:before="80"/>
+      <w:spacing w:after="0" w:before="200"/>
       <w:outlineLvl w:val="4"/>
     </w:pPr>
     <w:rPr>
-      <w:rFonts w:cstheme="majorBidi" w:eastAsiaTheme="majorEastAsia"/>
-      <w:color w:themeColor="accent1" w:themeShade="BF" w:val="0F4761"/>
+      <w:rFonts w:asciiTheme="majorHAnsi" w:cstheme="majorBidi" w:eastAsiaTheme="majorEastAsia" w:hAnsiTheme="majorHAnsi"/>
+      <w:iCs/>
+      <w:color w:themeColor="accent1" w:val="4F81BD"/>
+      <w:sz w:val="24"/>
+      <w:szCs w:val="24"/>
     </w:rPr>
   </w:style>
   <w:style w:styleId="Heading6" w:type="paragraph">
-    <w:name w:val="heading 6"/>
+    <w:name w:val="Heading 6"/>
     <w:basedOn w:val="Normal"/>
     <w:next w:val="BodyText"/>
-    <w:link w:val="Heading6Char"/>
     <w:uiPriority w:val="9"/>
-    <w:semiHidden/>
     <w:unhideWhenUsed/>
     <w:qFormat/>
-    <w:rsid w:val="00A10FD9"/>
     <w:pPr>
       <w:keepNext/>
       <w:keepLines/>
-      <w:spacing w:after="0" w:before="40"/>
+      <w:spacing w:after="0" w:before="200"/>
       <w:outlineLvl w:val="5"/>
     </w:pPr>
     <w:rPr>
-      <w:rFonts w:cstheme="majorBidi" w:eastAsiaTheme="majorEastAsia"/>
-      <w:i/>
-      <w:iCs/>
-      <w:color w:themeColor="text1" w:themeTint="A6" w:val="595959"/>
+      <w:rFonts w:asciiTheme="majorHAnsi" w:cstheme="majorBidi" w:eastAsiaTheme="majorEastAsia" w:hAnsiTheme="majorHAnsi"/>
+      <w:color w:themeColor="accent1" w:val="4F81BD"/>
+      <w:sz w:val="24"/>
+      <w:szCs w:val="24"/>
     </w:rPr>
   </w:style>
   <w:style w:styleId="Heading7" w:type="paragraph">
-    <w:name w:val="heading 7"/>
+    <w:name w:val="Heading 7"/>
     <w:basedOn w:val="Normal"/>
     <w:next w:val="BodyText"/>
-    <w:link w:val="Heading7Char"/>
     <w:uiPriority w:val="9"/>
-    <w:semiHidden/>
     <w:unhideWhenUsed/>
     <w:qFormat/>
-    <w:rsid w:val="00A10FD9"/>
     <w:pPr>
       <w:keepNext/>
       <w:keepLines/>
-      <w:spacing w:after="0" w:before="40"/>
+      <w:spacing w:after="0" w:before="200"/>
       <w:outlineLvl w:val="6"/>
     </w:pPr>
     <w:rPr>
-      <w:rFonts w:cstheme="majorBidi" w:eastAsiaTheme="majorEastAsia"/>
-      <w:color w:themeColor="text1" w:themeTint="A6" w:val="595959"/>
+      <w:rFonts w:asciiTheme="majorHAnsi" w:cstheme="majorBidi" w:eastAsiaTheme="majorEastAsia" w:hAnsiTheme="majorHAnsi"/>
+      <w:color w:themeColor="accent1" w:val="4F81BD"/>
+      <w:sz w:val="24"/>
+      <w:szCs w:val="24"/>
     </w:rPr>
   </w:style>
   <w:style w:styleId="Heading8" w:type="paragraph">
-    <w:name w:val="heading 8"/>
+    <w:name w:val="Heading 8"/>
     <w:basedOn w:val="Normal"/>
     <w:next w:val="BodyText"/>
-    <w:link w:val="Heading8Char"/>
     <w:uiPriority w:val="9"/>
-    <w:semiHidden/>
     <w:unhideWhenUsed/>
     <w:qFormat/>
-    <w:rsid w:val="00A10FD9"/>
     <w:pPr>
       <w:keepNext/>
       <w:keepLines/>
-      <w:spacing w:after="0"/>
+      <w:spacing w:after="0" w:before="200"/>
       <w:outlineLvl w:val="7"/>
     </w:pPr>
     <w:rPr>
-      <w:rFonts w:cstheme="majorBidi" w:eastAsiaTheme="majorEastAsia"/>
-      <w:i/>
-      <w:iCs/>
-      <w:color w:themeColor="text1" w:themeTint="D8" w:val="272727"/>
+      <w:rFonts w:asciiTheme="majorHAnsi" w:cstheme="majorBidi" w:eastAsiaTheme="majorEastAsia" w:hAnsiTheme="majorHAnsi"/>
+      <w:color w:themeColor="accent1" w:val="4F81BD"/>
+      <w:sz w:val="24"/>
+      <w:szCs w:val="24"/>
     </w:rPr>
   </w:style>
   <w:style w:styleId="Heading9" w:type="paragraph">
-    <w:name w:val="heading 9"/>
+    <w:name w:val="Heading 9"/>
     <w:basedOn w:val="Normal"/>
     <w:next w:val="BodyText"/>
-    <w:link w:val="Heading9Char"/>
     <w:uiPriority w:val="9"/>
-    <w:semiHidden/>
     <w:unhideWhenUsed/>
     <w:qFormat/>
-    <w:rsid w:val="00A10FD9"/>
     <w:pPr>
       <w:keepNext/>
       <w:keepLines/>
-      <w:spacing w:after="0"/>
+      <w:spacing w:after="0" w:before="200"/>
       <w:outlineLvl w:val="8"/>
     </w:pPr>
     <w:rPr>
-      <w:rFonts w:cstheme="majorBidi" w:eastAsiaTheme="majorEastAsia"/>
-      <w:color w:themeColor="text1" w:themeTint="D8" w:val="272727"/>
-    </w:rPr>
-  </w:style>
-  <w:style w:customStyle="1" w:styleId="Heading1Char" w:type="character">
-    <w:name w:val="Heading 1 Char"/>
-    <w:basedOn w:val="DefaultParagraphFont"/>
-    <w:link w:val="Heading1"/>
-    <w:uiPriority w:val="9"/>
-    <w:rsid w:val="00A10FD9"/>
-    <w:rPr>
       <w:rFonts w:asciiTheme="majorHAnsi" w:cstheme="majorBidi" w:eastAsiaTheme="majorEastAsia" w:hAnsiTheme="majorHAnsi"/>
-      <w:color w:themeColor="accent1" w:themeShade="BF" w:val="0F4761"/>
-      <w:sz w:val="40"/>
-      <w:szCs w:val="40"/>
-    </w:rPr>
-  </w:style>
-  <w:style w:customStyle="1" w:styleId="Heading2Char" w:type="character">
-    <w:name w:val="Heading 2 Char"/>
-    <w:basedOn w:val="DefaultParagraphFont"/>
-    <w:link w:val="Heading2"/>
-    <w:uiPriority w:val="9"/>
-    <w:semiHidden/>
-    <w:rsid w:val="00A10FD9"/>
-    <w:rPr>
-      <w:rFonts w:asciiTheme="majorHAnsi" w:cstheme="majorBidi" w:eastAsiaTheme="majorEastAsia" w:hAnsiTheme="majorHAnsi"/>
-      <w:color w:themeColor="accent1" w:themeShade="BF" w:val="0F4761"/>
-      <w:sz w:val="32"/>
-      <w:szCs w:val="32"/>
-    </w:rPr>
-  </w:style>
-  <w:style w:customStyle="1" w:styleId="Heading3Char" w:type="character">
-    <w:name w:val="Heading 3 Char"/>
-    <w:basedOn w:val="DefaultParagraphFont"/>
-    <w:link w:val="Heading3"/>
-    <w:uiPriority w:val="9"/>
-    <w:semiHidden/>
-    <w:rsid w:val="00A10FD9"/>
-    <w:rPr>
-      <w:rFonts w:cstheme="majorBidi" w:eastAsiaTheme="majorEastAsia"/>
-      <w:color w:themeColor="accent1" w:themeShade="BF" w:val="0F4761"/>
-      <w:sz w:val="28"/>
-      <w:szCs w:val="28"/>
-    </w:rPr>
-  </w:style>
-  <w:style w:customStyle="1" w:styleId="Heading4Char" w:type="character">
-    <w:name w:val="Heading 4 Char"/>
-    <w:basedOn w:val="DefaultParagraphFont"/>
-    <w:link w:val="Heading4"/>
-    <w:uiPriority w:val="9"/>
-    <w:semiHidden/>
-    <w:rsid w:val="00A10FD9"/>
-    <w:rPr>
-      <w:rFonts w:cstheme="majorBidi" w:eastAsiaTheme="majorEastAsia"/>
-      <w:i/>
-      <w:iCs/>
-      <w:color w:themeColor="accent1" w:themeShade="BF" w:val="0F4761"/>
-    </w:rPr>
-  </w:style>
-  <w:style w:customStyle="1" w:styleId="Heading5Char" w:type="character">
-    <w:name w:val="Heading 5 Char"/>
-    <w:basedOn w:val="DefaultParagraphFont"/>
-    <w:link w:val="Heading5"/>
-    <w:uiPriority w:val="9"/>
-    <w:semiHidden/>
-    <w:rsid w:val="00A10FD9"/>
-    <w:rPr>
-      <w:rFonts w:cstheme="majorBidi" w:eastAsiaTheme="majorEastAsia"/>
-      <w:color w:themeColor="accent1" w:themeShade="BF" w:val="0F4761"/>
-    </w:rPr>
-  </w:style>
-  <w:style w:customStyle="1" w:styleId="Heading6Char" w:type="character">
-    <w:name w:val="Heading 6 Char"/>
-    <w:basedOn w:val="DefaultParagraphFont"/>
-    <w:link w:val="Heading6"/>
-    <w:uiPriority w:val="9"/>
-    <w:semiHidden/>
-    <w:rsid w:val="00A10FD9"/>
-    <w:rPr>
-      <w:rFonts w:cstheme="majorBidi" w:eastAsiaTheme="majorEastAsia"/>
-      <w:i/>
-      <w:iCs/>
-      <w:color w:themeColor="text1" w:themeTint="A6" w:val="595959"/>
-    </w:rPr>
-  </w:style>
-  <w:style w:customStyle="1" w:styleId="Heading7Char" w:type="character">
-    <w:name w:val="Heading 7 Char"/>
-    <w:basedOn w:val="DefaultParagraphFont"/>
-    <w:link w:val="Heading7"/>
-    <w:uiPriority w:val="9"/>
-    <w:semiHidden/>
-    <w:rsid w:val="00A10FD9"/>
-    <w:rPr>
-      <w:rFonts w:cstheme="majorBidi" w:eastAsiaTheme="majorEastAsia"/>
-      <w:color w:themeColor="text1" w:themeTint="A6" w:val="595959"/>
-    </w:rPr>
-  </w:style>
-  <w:style w:customStyle="1" w:styleId="Heading8Char" w:type="character">
-    <w:name w:val="Heading 8 Char"/>
-    <w:basedOn w:val="DefaultParagraphFont"/>
-    <w:link w:val="Heading8"/>
-    <w:uiPriority w:val="9"/>
-    <w:semiHidden/>
-    <w:rsid w:val="00A10FD9"/>
-    <w:rPr>
-      <w:rFonts w:cstheme="majorBidi" w:eastAsiaTheme="majorEastAsia"/>
-      <w:i/>
-      <w:iCs/>
-      <w:color w:themeColor="text1" w:themeTint="D8" w:val="272727"/>
-    </w:rPr>
-  </w:style>
-  <w:style w:customStyle="1" w:styleId="Heading9Char" w:type="character">
-    <w:name w:val="Heading 9 Char"/>
-    <w:basedOn w:val="DefaultParagraphFont"/>
-    <w:link w:val="Heading9"/>
-    <w:uiPriority w:val="9"/>
-    <w:semiHidden/>
-    <w:rsid w:val="00A10FD9"/>
-    <w:rPr>
-      <w:rFonts w:cstheme="majorBidi" w:eastAsiaTheme="majorEastAsia"/>
-      <w:color w:themeColor="text1" w:themeTint="D8" w:val="272727"/>
+      <w:color w:themeColor="accent1" w:val="4F81BD"/>
+      <w:sz w:val="24"/>
+      <w:szCs w:val="24"/>
     </w:rPr>
   </w:style>
   <w:style w:styleId="BlockText" w:type="paragraph">
@@ -3429,18 +3120,6 @@
     <w:uiPriority w:val="9"/>
     <w:unhideWhenUsed/>
     <w:qFormat/>
-  </w:style>
-  <w:style w:styleId="FootnoteBlockText" w:type="paragraph">
-    <w:name w:val="Footnote Block Text"/>
-    <w:basedOn w:val="FootnoteText"/>
-    <w:next w:val="FootnoteText"/>
-    <w:uiPriority w:val="9"/>
-    <w:unhideWhenUsed/>
-    <w:qFormat/>
-    <w:pPr>
-      <w:spacing w:after="100" w:before="100"/>
-      <w:ind w:firstLine="0" w:left="480" w:right="480"/>
-    </w:pPr>
   </w:style>
   <w:style w:default="1" w:styleId="DefaultParagraphFont" w:type="character">
     <w:name w:val="Default Paragraph Font"/>
@@ -3463,11 +3142,18 @@
       </w:tblCellMar>
     </w:tblPr>
     <w:tblStylePr w:type="firstRow">
+      <w:tblPr>
+        <w:jc w:val="left"/>
+        <w:tblInd w:type="dxa" w:w="0"/>
+      </w:tblPr>
+      <w:trPr>
+        <w:jc w:val="left"/>
+      </w:trPr>
       <w:tcPr>
+        <w:vAlign w:val="bottom"/>
         <w:tcBorders>
           <w:bottom w:val="single"/>
         </w:tcBorders>
-        <w:vAlign w:val="bottom"/>
       </w:tcPr>
     </w:tblStylePr>
   </w:style>
@@ -3582,8 +3268,8 @@
     <w:name w:val="KeywordTok"/>
     <w:basedOn w:val="VerbatimChar"/>
     <w:rPr>
+      <w:color w:val="007020"/>
       <w:b/>
-      <w:color w:val="007020"/>
     </w:rPr>
   </w:style>
   <w:style w:type="character" w:customStyle="1" w:styleId="DataTypeTok">
@@ -3660,42 +3346,42 @@
     <w:name w:val="ImportTok"/>
     <w:basedOn w:val="VerbatimChar"/>
     <w:rPr>
+      <w:color w:val="008000"/>
       <w:b/>
-      <w:color w:val="008000"/>
     </w:rPr>
   </w:style>
   <w:style w:type="character" w:customStyle="1" w:styleId="CommentTok">
     <w:name w:val="CommentTok"/>
     <w:basedOn w:val="VerbatimChar"/>
     <w:rPr>
+      <w:color w:val="60a0b0"/>
       <w:i/>
-      <w:color w:val="60a0b0"/>
     </w:rPr>
   </w:style>
   <w:style w:type="character" w:customStyle="1" w:styleId="DocumentationTok">
     <w:name w:val="DocumentationTok"/>
     <w:basedOn w:val="VerbatimChar"/>
     <w:rPr>
+      <w:color w:val="ba2121"/>
       <w:i/>
-      <w:color w:val="ba2121"/>
     </w:rPr>
   </w:style>
   <w:style w:type="character" w:customStyle="1" w:styleId="AnnotationTok">
     <w:name w:val="AnnotationTok"/>
     <w:basedOn w:val="VerbatimChar"/>
     <w:rPr>
+      <w:color w:val="60a0b0"/>
       <w:b/>
       <w:i/>
-      <w:color w:val="60a0b0"/>
     </w:rPr>
   </w:style>
   <w:style w:type="character" w:customStyle="1" w:styleId="CommentVarTok">
     <w:name w:val="CommentVarTok"/>
     <w:basedOn w:val="VerbatimChar"/>
     <w:rPr>
+      <w:color w:val="60a0b0"/>
       <w:b/>
       <w:i/>
-      <w:color w:val="60a0b0"/>
     </w:rPr>
   </w:style>
   <w:style w:type="character" w:customStyle="1" w:styleId="OtherTok">
@@ -3723,8 +3409,8 @@
     <w:name w:val="ControlFlowTok"/>
     <w:basedOn w:val="VerbatimChar"/>
     <w:rPr>
+      <w:color w:val="007020"/>
       <w:b/>
-      <w:color w:val="007020"/>
     </w:rPr>
   </w:style>
   <w:style w:type="character" w:customStyle="1" w:styleId="OperatorTok">
@@ -3769,34 +3455,34 @@
     <w:name w:val="InformationTok"/>
     <w:basedOn w:val="VerbatimChar"/>
     <w:rPr>
+      <w:color w:val="60a0b0"/>
       <w:b/>
       <w:i/>
-      <w:color w:val="60a0b0"/>
     </w:rPr>
   </w:style>
   <w:style w:type="character" w:customStyle="1" w:styleId="WarningTok">
     <w:name w:val="WarningTok"/>
     <w:basedOn w:val="VerbatimChar"/>
     <w:rPr>
+      <w:color w:val="60a0b0"/>
       <w:b/>
       <w:i/>
-      <w:color w:val="60a0b0"/>
     </w:rPr>
   </w:style>
   <w:style w:type="character" w:customStyle="1" w:styleId="AlertTok">
     <w:name w:val="AlertTok"/>
     <w:basedOn w:val="VerbatimChar"/>
     <w:rPr>
+      <w:color w:val="ff0000"/>
       <w:b/>
-      <w:color w:val="ff0000"/>
     </w:rPr>
   </w:style>
   <w:style w:type="character" w:customStyle="1" w:styleId="ErrorTok">
     <w:name w:val="ErrorTok"/>
     <w:basedOn w:val="VerbatimChar"/>
     <w:rPr>
+      <w:color w:val="ff0000"/>
       <w:b/>
-      <w:color w:val="ff0000"/>
     </w:rPr>
   </w:style>
   <w:style w:type="character" w:customStyle="1" w:styleId="NormalTok">
@@ -3818,44 +3504,44 @@
         <a:sysClr val="window" lastClr="FFFFFF"/>
       </a:lt1>
       <a:dk2>
-        <a:srgbClr val="0E2841"/>
+        <a:srgbClr val="1F497D"/>
       </a:dk2>
       <a:lt2>
-        <a:srgbClr val="E8E8E8"/>
+        <a:srgbClr val="EEECE1"/>
       </a:lt2>
       <a:accent1>
-        <a:srgbClr val="156082"/>
+        <a:srgbClr val="4F81BD"/>
       </a:accent1>
       <a:accent2>
-        <a:srgbClr val="E97132"/>
+        <a:srgbClr val="C0504D"/>
       </a:accent2>
       <a:accent3>
-        <a:srgbClr val="196B24"/>
+        <a:srgbClr val="9BBB59"/>
       </a:accent3>
       <a:accent4>
-        <a:srgbClr val="0F9ED5"/>
+        <a:srgbClr val="8064A2"/>
       </a:accent4>
       <a:accent5>
-        <a:srgbClr val="A02B93"/>
+        <a:srgbClr val="4BACC6"/>
       </a:accent5>
       <a:accent6>
-        <a:srgbClr val="4EA72E"/>
+        <a:srgbClr val="F79646"/>
       </a:accent6>
       <a:hlink>
-        <a:srgbClr val="467886"/>
+        <a:srgbClr val="0000FF"/>
       </a:hlink>
       <a:folHlink>
-        <a:srgbClr val="96607D"/>
+        <a:srgbClr val="800080"/>
       </a:folHlink>
     </a:clrScheme>
     <a:fontScheme name="Office">
       <a:majorFont>
-        <a:latin typeface="Aptos Display" panose="02110004020202020204"/>
+        <a:latin typeface="Calibri"/>
         <a:ea typeface=""/>
         <a:cs typeface=""/>
-        <a:font script="Jpan" typeface="游ゴシック Light"/>
+        <a:font script="Jpan" typeface="ＭＳ ゴシック"/>
         <a:font script="Hang" typeface="맑은 고딕"/>
-        <a:font script="Hans" typeface="等线 Light"/>
+        <a:font script="Hans" typeface="宋体"/>
         <a:font script="Hant" typeface="新細明體"/>
         <a:font script="Arab" typeface="Times New Roman"/>
         <a:font script="Hebr" typeface="Times New Roman"/>
@@ -3882,32 +3568,14 @@
         <a:font script="Mong" typeface="Mongolian Baiti"/>
         <a:font script="Viet" typeface="Times New Roman"/>
         <a:font script="Uigh" typeface="Microsoft Uighur"/>
-        <a:font script="Geor" typeface="Sylfaen"/>
-        <a:font script="Armn" typeface="Arial"/>
-        <a:font script="Bugi" typeface="Leelawadee UI"/>
-        <a:font script="Bopo" typeface="Microsoft JhengHei"/>
-        <a:font script="Java" typeface="Javanese Text"/>
-        <a:font script="Lisu" typeface="Segoe UI"/>
-        <a:font script="Mymr" typeface="Myanmar Text"/>
-        <a:font script="Nkoo" typeface="Ebrima"/>
-        <a:font script="Olck" typeface="Nirmala UI"/>
-        <a:font script="Osma" typeface="Ebrima"/>
-        <a:font script="Phag" typeface="Phagspa"/>
-        <a:font script="Syrn" typeface="Estrangelo Edessa"/>
-        <a:font script="Syrj" typeface="Estrangelo Edessa"/>
-        <a:font script="Syre" typeface="Estrangelo Edessa"/>
-        <a:font script="Sora" typeface="Nirmala UI"/>
-        <a:font script="Tale" typeface="Microsoft Tai Le"/>
-        <a:font script="Talu" typeface="Microsoft New Tai Lue"/>
-        <a:font script="Tfng" typeface="Ebrima"/>
       </a:majorFont>
       <a:minorFont>
-        <a:latin typeface="Aptos" panose="02110004020202020204"/>
+        <a:latin typeface="Cambria"/>
         <a:ea typeface=""/>
         <a:cs typeface=""/>
-        <a:font script="Jpan" typeface="游明朝"/>
+        <a:font script="Jpan" typeface="ＭＳ 明朝"/>
         <a:font script="Hang" typeface="맑은 고딕"/>
-        <a:font script="Hans" typeface="等线"/>
+        <a:font script="Hans" typeface="宋体"/>
         <a:font script="Hant" typeface="新細明體"/>
         <a:font script="Arab" typeface="Arial"/>
         <a:font script="Hebr" typeface="Arial"/>
@@ -3934,24 +3602,6 @@
         <a:font script="Mong" typeface="Mongolian Baiti"/>
         <a:font script="Viet" typeface="Arial"/>
         <a:font script="Uigh" typeface="Microsoft Uighur"/>
-        <a:font script="Geor" typeface="Sylfaen"/>
-        <a:font script="Armn" typeface="Arial"/>
-        <a:font script="Bugi" typeface="Leelawadee UI"/>
-        <a:font script="Bopo" typeface="Microsoft JhengHei"/>
-        <a:font script="Java" typeface="Javanese Text"/>
-        <a:font script="Lisu" typeface="Segoe UI"/>
-        <a:font script="Mymr" typeface="Myanmar Text"/>
-        <a:font script="Nkoo" typeface="Ebrima"/>
-        <a:font script="Olck" typeface="Nirmala UI"/>
-        <a:font script="Osma" typeface="Ebrima"/>
-        <a:font script="Phag" typeface="Phagspa"/>
-        <a:font script="Syrn" typeface="Estrangelo Edessa"/>
-        <a:font script="Syrj" typeface="Estrangelo Edessa"/>
-        <a:font script="Syre" typeface="Estrangelo Edessa"/>
-        <a:font script="Sora" typeface="Nirmala UI"/>
-        <a:font script="Tale" typeface="Microsoft Tai Le"/>
-        <a:font script="Talu" typeface="Microsoft New Tai Lue"/>
-        <a:font script="Tfng" typeface="Ebrima"/>
       </a:minorFont>
     </a:fontScheme>
     <a:fmtScheme name="Office">
@@ -3963,141 +3613,200 @@
           <a:gsLst>
             <a:gs pos="0">
               <a:schemeClr val="phClr">
-                <a:lumMod val="110000"/>
-                <a:satMod val="105000"/>
-                <a:tint val="67000"/>
+                <a:tint val="50000"/>
+                <a:satMod val="300000"/>
               </a:schemeClr>
             </a:gs>
-            <a:gs pos="50000">
+            <a:gs pos="35000">
               <a:schemeClr val="phClr">
-                <a:lumMod val="105000"/>
-                <a:satMod val="103000"/>
-                <a:tint val="73000"/>
+                <a:tint val="37000"/>
+                <a:satMod val="300000"/>
               </a:schemeClr>
             </a:gs>
             <a:gs pos="100000">
               <a:schemeClr val="phClr">
-                <a:lumMod val="105000"/>
-                <a:satMod val="109000"/>
-                <a:tint val="81000"/>
+                <a:tint val="15000"/>
+                <a:satMod val="350000"/>
               </a:schemeClr>
             </a:gs>
           </a:gsLst>
-          <a:lin ang="5400000" scaled="0"/>
+          <a:lin ang="16200000" scaled="1"/>
         </a:gradFill>
         <a:gradFill rotWithShape="1">
           <a:gsLst>
             <a:gs pos="0">
               <a:schemeClr val="phClr">
-                <a:satMod val="103000"/>
-                <a:lumMod val="102000"/>
-                <a:tint val="94000"/>
-              </a:schemeClr>
-            </a:gs>
-            <a:gs pos="50000">
-              <a:schemeClr val="phClr">
-                <a:satMod val="110000"/>
-                <a:lumMod val="100000"/>
+                <a:tint val="100000"/>
                 <a:shade val="100000"/>
+                <a:satMod val="130000"/>
               </a:schemeClr>
             </a:gs>
             <a:gs pos="100000">
               <a:schemeClr val="phClr">
-                <a:lumMod val="99000"/>
-                <a:satMod val="120000"/>
-                <a:shade val="78000"/>
+                <a:tint val="50000"/>
+                <a:shade val="100000"/>
+                <a:satMod val="350000"/>
               </a:schemeClr>
             </a:gs>
           </a:gsLst>
-          <a:lin ang="5400000" scaled="0"/>
+          <a:lin ang="16200000" scaled="0"/>
         </a:gradFill>
       </a:fillStyleLst>
       <a:lnStyleLst>
-        <a:ln w="6350" cap="flat" cmpd="sng" algn="ctr">
+        <a:ln w="9525" cap="flat" cmpd="sng" algn="ctr">
+          <a:solidFill>
+            <a:schemeClr val="phClr">
+              <a:shade val="95000"/>
+              <a:satMod val="105000"/>
+            </a:schemeClr>
+          </a:solidFill>
+          <a:prstDash val="solid"/>
+        </a:ln>
+        <a:ln w="25400" cap="flat" cmpd="sng" algn="ctr">
           <a:solidFill>
             <a:schemeClr val="phClr"/>
           </a:solidFill>
           <a:prstDash val="solid"/>
-          <a:miter lim="800000"/>
         </a:ln>
-        <a:ln w="12700" cap="flat" cmpd="sng" algn="ctr">
+        <a:ln w="38100" cap="flat" cmpd="sng" algn="ctr">
           <a:solidFill>
             <a:schemeClr val="phClr"/>
           </a:solidFill>
           <a:prstDash val="solid"/>
-          <a:miter lim="800000"/>
-        </a:ln>
-        <a:ln w="19050" cap="flat" cmpd="sng" algn="ctr">
-          <a:solidFill>
-            <a:schemeClr val="phClr"/>
-          </a:solidFill>
-          <a:prstDash val="solid"/>
-          <a:miter lim="800000"/>
         </a:ln>
       </a:lnStyleLst>
       <a:effectStyleLst>
         <a:effectStyle>
-          <a:effectLst/>
-        </a:effectStyle>
-        <a:effectStyle>
-          <a:effectLst/>
+          <a:effectLst>
+            <a:outerShdw blurRad="40000" dist="20000" dir="5400000" rotWithShape="0">
+              <a:srgbClr val="000000">
+                <a:alpha val="38000"/>
+              </a:srgbClr>
+            </a:outerShdw>
+          </a:effectLst>
         </a:effectStyle>
         <a:effectStyle>
           <a:effectLst>
-            <a:outerShdw blurRad="57150" dist="19050" dir="5400000" algn="ctr" rotWithShape="0">
+            <a:outerShdw blurRad="40000" dist="23000" dir="5400000" rotWithShape="0">
               <a:srgbClr val="000000">
-                <a:alpha val="63000"/>
+                <a:alpha val="35000"/>
               </a:srgbClr>
             </a:outerShdw>
           </a:effectLst>
+        </a:effectStyle>
+        <a:effectStyle>
+          <a:effectLst>
+            <a:outerShdw blurRad="40000" dist="23000" dir="5400000" rotWithShape="0">
+              <a:srgbClr val="000000">
+                <a:alpha val="35000"/>
+              </a:srgbClr>
+            </a:outerShdw>
+          </a:effectLst>
+          <a:scene3d>
+            <a:camera prst="orthographicFront">
+              <a:rot lat="0" lon="0" rev="0"/>
+            </a:camera>
+            <a:lightRig rig="threePt" dir="t">
+              <a:rot lat="0" lon="0" rev="1200000"/>
+            </a:lightRig>
+          </a:scene3d>
+          <a:sp3d>
+            <a:bevelT w="63500" h="25400"/>
+          </a:sp3d>
         </a:effectStyle>
       </a:effectStyleLst>
       <a:bgFillStyleLst>
         <a:solidFill>
           <a:schemeClr val="phClr"/>
         </a:solidFill>
-        <a:solidFill>
-          <a:schemeClr val="phClr">
-            <a:tint val="95000"/>
-            <a:satMod val="170000"/>
-          </a:schemeClr>
-        </a:solidFill>
         <a:gradFill rotWithShape="1">
           <a:gsLst>
             <a:gs pos="0">
               <a:schemeClr val="phClr">
-                <a:tint val="93000"/>
-                <a:satMod val="150000"/>
-                <a:shade val="98000"/>
-                <a:lumMod val="102000"/>
+                <a:tint val="40000"/>
+                <a:satMod val="350000"/>
               </a:schemeClr>
             </a:gs>
-            <a:gs pos="50000">
+            <a:gs pos="40000">
               <a:schemeClr val="phClr">
-                <a:tint val="98000"/>
-                <a:satMod val="130000"/>
-                <a:shade val="90000"/>
-                <a:lumMod val="103000"/>
+                <a:tint val="45000"/>
+                <a:shade val="99000"/>
+                <a:satMod val="350000"/>
               </a:schemeClr>
             </a:gs>
             <a:gs pos="100000">
               <a:schemeClr val="phClr">
-                <a:shade val="63000"/>
-                <a:satMod val="120000"/>
+                <a:shade val="20000"/>
+                <a:satMod val="255000"/>
               </a:schemeClr>
             </a:gs>
           </a:gsLst>
-          <a:lin ang="5400000" scaled="0"/>
+          <a:path path="circle">
+            <a:fillToRect l="50000" t="-80000" r="50000" b="180000"/>
+          </a:path>
+        </a:gradFill>
+        <a:gradFill rotWithShape="1">
+          <a:gsLst>
+            <a:gs pos="0">
+              <a:schemeClr val="phClr">
+                <a:tint val="80000"/>
+                <a:satMod val="300000"/>
+              </a:schemeClr>
+            </a:gs>
+            <a:gs pos="100000">
+              <a:schemeClr val="phClr">
+                <a:shade val="30000"/>
+                <a:satMod val="200000"/>
+              </a:schemeClr>
+            </a:gs>
+          </a:gsLst>
+          <a:path path="circle">
+            <a:fillToRect l="50000" t="50000" r="50000" b="50000"/>
+          </a:path>
         </a:gradFill>
       </a:bgFillStyleLst>
     </a:fmtScheme>
   </a:themeElements>
-  <a:objectDefaults/>
+  <a:objectDefaults>
+    <a:spDef>
+      <a:spPr/>
+      <a:bodyPr/>
+      <a:lstStyle/>
+      <a:style>
+        <a:lnRef idx="1">
+          <a:schemeClr val="accent1"/>
+        </a:lnRef>
+        <a:fillRef idx="3">
+          <a:schemeClr val="accent1"/>
+        </a:fillRef>
+        <a:effectRef idx="2">
+          <a:schemeClr val="accent1"/>
+        </a:effectRef>
+        <a:fontRef idx="minor">
+          <a:schemeClr val="lt1"/>
+        </a:fontRef>
+      </a:style>
+    </a:spDef>
+    <a:lnDef>
+      <a:spPr/>
+      <a:bodyPr/>
+      <a:lstStyle/>
+      <a:style>
+        <a:lnRef idx="2">
+          <a:schemeClr val="accent1"/>
+        </a:lnRef>
+        <a:fillRef idx="0">
+          <a:schemeClr val="accent1"/>
+        </a:fillRef>
+        <a:effectRef idx="1">
+          <a:schemeClr val="accent1"/>
+        </a:effectRef>
+        <a:fontRef idx="minor">
+          <a:schemeClr val="tx1"/>
+        </a:fontRef>
+      </a:style>
+    </a:lnDef>
+  </a:objectDefaults>
   <a:extraClrSchemeLst/>
-  <a:extLst>
-    <a:ext uri="{05A4C25C-085E-4340-85A3-A5531E510DB2}">
-      <thm15:themeFamily xmlns:thm15="http://schemas.microsoft.com/office/thememl/2012/main" name="Office Theme" id="{2E142A2C-CD16-42D6-873A-C26D2A0506FA}" vid="{1BDDFF52-6CD6-40A5-AB3C-68EB2F1E4D0A}"/>
-    </a:ext>
-  </a:extLst>
 </a:theme>
 </file>